--- a/2026/KrDzU2026poz39.docx
+++ b/2026/KrDzU2026poz39.docx
@@ -1,6 +1,6 @@
 
 <file path=word/document.xml><?xml version="1.0" encoding="utf-8"?>
-<w:document xmlns:wpc="http://schemas.microsoft.com/office/word/2010/wordprocessingCanvas" xmlns:cx="http://schemas.microsoft.com/office/drawing/2014/chartex" xmlns:cx1="http://schemas.microsoft.com/office/drawing/2015/9/8/chartex" xmlns:cx2="http://schemas.microsoft.com/office/drawing/2015/10/21/chartex" xmlns:cx3="http://schemas.microsoft.com/office/drawing/2016/5/9/chartex" xmlns:cx4="http://schemas.microsoft.com/office/drawing/2016/5/10/chartex" xmlns:cx5="http://schemas.microsoft.com/office/drawing/2016/5/11/chartex" xmlns:cx6="http://schemas.microsoft.com/office/drawing/2016/5/12/chartex" xmlns:cx7="http://schemas.microsoft.com/office/drawing/2016/5/13/chartex" xmlns:cx8="http://schemas.microsoft.com/office/drawing/2016/5/14/chartex" xmlns:mc="http://schemas.openxmlformats.org/markup-compatibility/2006" xmlns:aink="http://schemas.microsoft.com/office/drawing/2016/ink" xmlns:am3d="http://schemas.microsoft.com/office/drawing/2017/model3d" xmlns:o="urn:schemas-microsoft-com:office:office" xmlns:oel="http://schemas.microsoft.com/office/2019/extlst" xmlns:r="http://schemas.openxmlformats.org/officeDocument/2006/relationships" xmlns:m="http://schemas.openxmlformats.org/officeDocument/2006/math" xmlns:v="urn:schemas-microsoft-com:vml" xmlns:wp14="http://schemas.microsoft.com/office/word/2010/wordprocessingDrawing" xmlns:wp="http://schemas.openxmlformats.org/drawingml/2006/wordprocessingDrawing" xmlns:w10="urn:schemas-microsoft-com:office:word" xmlns:w="http://schemas.openxmlformats.org/wordprocessingml/2006/main" xmlns:w14="http://schemas.microsoft.com/office/word/2010/wordml" xmlns:w15="http://schemas.microsoft.com/office/word/2012/wordml" xmlns:w16cex="http://schemas.microsoft.com/office/word/2018/wordml/cex" xmlns:w16cid="http://schemas.microsoft.com/office/word/2016/wordml/cid" xmlns:w16="http://schemas.microsoft.com/office/word/2018/wordml" xmlns:w16du="http://schemas.microsoft.com/office/word/2023/wordml/word16du" xmlns:w16sdtdh="http://schemas.microsoft.com/office/word/2020/wordml/sdtdatahash" xmlns:w16sdtfl="http://schemas.microsoft.com/office/word/2024/wordml/sdtformatlock" xmlns:w16se="http://schemas.microsoft.com/office/word/2015/wordml/symex" xmlns:wpg="http://schemas.microsoft.com/office/word/2010/wordprocessingGroup" xmlns:wpi="http://schemas.microsoft.com/office/word/2010/wordprocessingInk" xmlns:wne="http://schemas.microsoft.com/office/word/2006/wordml" xmlns:wps="http://schemas.microsoft.com/office/word/2010/wordprocessingShape" mc:Ignorable="w14 w15 w16se w16cid w16 w16cex w16sdtdh w16sdtfl w16du wp14">
+<w:document xmlns:wpc="http://schemas.microsoft.com/office/word/2010/wordprocessingCanvas" xmlns:cx="http://schemas.microsoft.com/office/drawing/2014/chartex" xmlns:cx1="http://schemas.microsoft.com/office/drawing/2015/9/8/chartex" xmlns:cx2="http://schemas.microsoft.com/office/drawing/2015/10/21/chartex" xmlns:cx3="http://schemas.microsoft.com/office/drawing/2016/5/9/chartex" xmlns:cx4="http://schemas.microsoft.com/office/drawing/2016/5/10/chartex" xmlns:cx5="http://schemas.microsoft.com/office/drawing/2016/5/11/chartex" xmlns:cx6="http://schemas.microsoft.com/office/drawing/2016/5/12/chartex" xmlns:cx7="http://schemas.microsoft.com/office/drawing/2016/5/13/chartex" xmlns:cx8="http://schemas.microsoft.com/office/drawing/2016/5/14/chartex" xmlns:mc="http://schemas.openxmlformats.org/markup-compatibility/2006" xmlns:aink="http://schemas.microsoft.com/office/drawing/2016/ink" xmlns:am3d="http://schemas.microsoft.com/office/drawing/2017/model3d" xmlns:o="urn:schemas-microsoft-com:office:office" xmlns:oel="http://schemas.microsoft.com/office/2019/extlst" xmlns:r="http://schemas.openxmlformats.org/officeDocument/2006/relationships" xmlns:m="http://schemas.openxmlformats.org/officeDocument/2006/math" xmlns:v="urn:schemas-microsoft-com:vml" xmlns:wp14="http://schemas.microsoft.com/office/word/2010/wordprocessingDrawing" xmlns:wp="http://schemas.openxmlformats.org/drawingml/2006/wordprocessingDrawing" xmlns:w10="urn:schemas-microsoft-com:office:word" xmlns:w="http://schemas.openxmlformats.org/wordprocessingml/2006/main" xmlns:w14="http://schemas.microsoft.com/office/word/2010/wordml" xmlns:w15="http://schemas.microsoft.com/office/word/2012/wordml" xmlns:w16cei="http://schemas.microsoft.com/office/word/2026/wordml/cei" xmlns:w16cex="http://schemas.microsoft.com/office/word/2018/wordml/cex" xmlns:w16cid="http://schemas.microsoft.com/office/word/2016/wordml/cid" xmlns:w16="http://schemas.microsoft.com/office/word/2018/wordml" xmlns:w16du="http://schemas.microsoft.com/office/word/2023/wordml/word16du" xmlns:w16sdtdh="http://schemas.microsoft.com/office/word/2020/wordml/sdtdatahash" xmlns:w16sdtfl="http://schemas.microsoft.com/office/word/2024/wordml/sdtformatlock" xmlns:w16se="http://schemas.microsoft.com/office/word/2015/wordml/symex" xmlns:wpg="http://schemas.microsoft.com/office/word/2010/wordprocessingGroup" xmlns:wpi="http://schemas.microsoft.com/office/word/2010/wordprocessingInk" xmlns:wne="http://schemas.microsoft.com/office/word/2006/wordml" xmlns:wps="http://schemas.microsoft.com/office/word/2010/wordprocessingShape" mc:Ignorable="w14 w15 w16se w16cid w16 w16cex w16sdtdh w16sdtfl w16du wp14">
   <w:body>
     <w:p>
       <w:pPr>
@@ -13,6 +13,8 @@
           <w:szCs w:val="40"/>
         </w:rPr>
       </w:pPr>
+      <w:bookmarkStart w:id="0" w:name="_heading=h.gjdgxs" w:colFirst="0" w:colLast="0"/>
+      <w:bookmarkEnd w:id="0"/>
     </w:p>
     <w:p>
       <w:pPr>
@@ -105,20 +107,17 @@
           <w:sz w:val="24"/>
           <w:szCs w:val="24"/>
         </w:rPr>
-        <w:t>O KORONNYM KORPUSIE BEZPIECZEŃSTWA</w:t>
-      </w:r>
-    </w:p>
-    <w:p>
-      <w:pPr>
-        <w:spacing w:after="0" w:line="360" w:lineRule="auto"/>
-        <w:jc w:val="center"/>
+        <w:t xml:space="preserve">O KORONNYM KORPUSIE </w:t>
+      </w:r>
+      <w:r>
         <w:rPr>
           <w:rFonts w:ascii="Times New Roman" w:hAnsi="Times New Roman" w:cs="Times New Roman"/>
           <w:b/>
           <w:sz w:val="24"/>
           <w:szCs w:val="24"/>
         </w:rPr>
-      </w:pPr>
+        <w:t>OCHRONY PORZĄDKU</w:t>
+      </w:r>
     </w:p>
     <w:p>
       <w:pPr>
@@ -126,6 +125,18 @@
         <w:jc w:val="center"/>
         <w:rPr>
           <w:rFonts w:ascii="Times New Roman" w:hAnsi="Times New Roman" w:cs="Times New Roman"/>
+          <w:b/>
+          <w:sz w:val="24"/>
+          <w:szCs w:val="24"/>
+        </w:rPr>
+      </w:pPr>
+    </w:p>
+    <w:p>
+      <w:pPr>
+        <w:spacing w:after="0" w:line="360" w:lineRule="auto"/>
+        <w:jc w:val="center"/>
+        <w:rPr>
+          <w:rFonts w:ascii="Times New Roman" w:hAnsi="Times New Roman" w:cs="Times New Roman"/>
         </w:rPr>
       </w:pPr>
       <w:r>
@@ -151,7 +162,15 @@
           <w:b/>
           <w:bCs/>
         </w:rPr>
-        <w:t>POSTANOWIENIA OGÓLNE I ZADANIA KORONNEGO KORPUSU BEZPIECZEŃSTWA</w:t>
+        <w:t xml:space="preserve">POSTANOWIENIA OGÓLNE I ZADANIA KORONNEGO KORPUSU </w:t>
+      </w:r>
+      <w:r>
+        <w:rPr>
+          <w:rFonts w:ascii="Times New Roman" w:hAnsi="Times New Roman" w:cs="Times New Roman"/>
+          <w:b/>
+          <w:bCs/>
+        </w:rPr>
+        <w:t>OCHRONY PORZĄDKU</w:t>
       </w:r>
     </w:p>
     <w:p>
@@ -193,7 +212,56 @@
           <w:rFonts w:ascii="Times New Roman" w:hAnsi="Times New Roman" w:cs="Times New Roman"/>
           <w:bCs/>
         </w:rPr>
-        <w:t xml:space="preserve">Tworzy się Koronny Korpus Bezpieczeństwa, zwany dalej „KKB”, jako umundurowaną, uzbrojoną i zhierarchizowaną formację porządkową administracji koronnej, powołaną do ochrony bezpieczeństwa, porządku publicznego oraz mienia na terytorium Korony Krulestwa Multikont. </w:t>
+        <w:t xml:space="preserve">Tworzy się Koronny Korpus </w:t>
+      </w:r>
+      <w:r>
+        <w:rPr>
+          <w:rFonts w:ascii="Times New Roman" w:hAnsi="Times New Roman" w:cs="Times New Roman"/>
+          <w:bCs/>
+        </w:rPr>
+        <w:t>Ochrony Porządku</w:t>
+      </w:r>
+      <w:r>
+        <w:rPr>
+          <w:rFonts w:ascii="Times New Roman" w:hAnsi="Times New Roman" w:cs="Times New Roman"/>
+          <w:bCs/>
+        </w:rPr>
+        <w:t>, zwany dalej „KK</w:t>
+      </w:r>
+      <w:r>
+        <w:rPr>
+          <w:rFonts w:ascii="Times New Roman" w:hAnsi="Times New Roman" w:cs="Times New Roman"/>
+          <w:bCs/>
+        </w:rPr>
+        <w:t>OP</w:t>
+      </w:r>
+      <w:r>
+        <w:rPr>
+          <w:rFonts w:ascii="Times New Roman" w:hAnsi="Times New Roman" w:cs="Times New Roman"/>
+          <w:bCs/>
+        </w:rPr>
+        <w:t>”, jako umundurowaną, uzbrojoną i zhierarchizowaną formację porządkową administracji koronnej, powołaną do ochrony</w:t>
+      </w:r>
+      <w:r>
+        <w:rPr>
+          <w:rFonts w:ascii="Times New Roman" w:hAnsi="Times New Roman" w:cs="Times New Roman"/>
+          <w:bCs/>
+        </w:rPr>
+        <w:t xml:space="preserve"> </w:t>
+      </w:r>
+      <w:r>
+        <w:rPr>
+          <w:rFonts w:ascii="Times New Roman" w:hAnsi="Times New Roman" w:cs="Times New Roman"/>
+          <w:bCs/>
+        </w:rPr>
+        <w:t>bezpieczeństwa</w:t>
+      </w:r>
+      <w:r>
+        <w:rPr>
+          <w:rFonts w:ascii="Times New Roman" w:hAnsi="Times New Roman" w:cs="Times New Roman"/>
+          <w:bCs/>
+        </w:rPr>
+        <w:t xml:space="preserve">, porządku publicznego oraz mienia na terytorium Korony Krulestwa Multikont. </w:t>
       </w:r>
     </w:p>
     <w:p>
@@ -217,7 +285,28 @@
           <w:rFonts w:ascii="Times New Roman" w:hAnsi="Times New Roman" w:cs="Times New Roman"/>
           <w:bCs/>
         </w:rPr>
-        <w:t xml:space="preserve">KKB podlega ministrowi koronnemu właściwemu do spraw wewnętrznych i bezpieczeństwa państwa, który sprawuje nad nim nadzór i kontrolę w ramach działu sprawy wewnętrzne i bezpieczeństwo państwa. </w:t>
+        <w:t>KKOP</w:t>
+      </w:r>
+      <w:r>
+        <w:rPr>
+          <w:rFonts w:ascii="Times New Roman" w:hAnsi="Times New Roman" w:cs="Times New Roman"/>
+          <w:bCs/>
+        </w:rPr>
+        <w:t xml:space="preserve"> podlega ministrowi koronnemu właściwemu do spraw wewnętrznych i </w:t>
+      </w:r>
+      <w:r>
+        <w:rPr>
+          <w:rFonts w:ascii="Times New Roman" w:hAnsi="Times New Roman" w:cs="Times New Roman"/>
+          <w:bCs/>
+        </w:rPr>
+        <w:t>bezpieczeństwa</w:t>
+      </w:r>
+      <w:r>
+        <w:rPr>
+          <w:rFonts w:ascii="Times New Roman" w:hAnsi="Times New Roman" w:cs="Times New Roman"/>
+          <w:bCs/>
+        </w:rPr>
+        <w:t xml:space="preserve"> państwa, który sprawuje nad nim nadzór i kontrolę w ramach działu sprawy wewnętrzne i bezpieczeństwo państwa. </w:t>
       </w:r>
     </w:p>
     <w:p>
@@ -241,7 +330,21 @@
           <w:rFonts w:ascii="Times New Roman" w:hAnsi="Times New Roman" w:cs="Times New Roman"/>
           <w:bCs/>
         </w:rPr>
-        <w:t xml:space="preserve">Funkcjonariusze KKB w toku wykonywania czynności służbowych kierują się zasadami honoru, wierności i lojalności, stojąc na straży porządku prawnego Korony, prawa naturalnego oraz przyrodzonej godności i praw istot ludzkich, Multikont i Strigallorów. </w:t>
+        <w:t xml:space="preserve">Funkcjonariusze </w:t>
+      </w:r>
+      <w:r>
+        <w:rPr>
+          <w:rFonts w:ascii="Times New Roman" w:hAnsi="Times New Roman" w:cs="Times New Roman"/>
+          <w:bCs/>
+        </w:rPr>
+        <w:t>KKOP</w:t>
+      </w:r>
+      <w:r>
+        <w:rPr>
+          <w:rFonts w:ascii="Times New Roman" w:hAnsi="Times New Roman" w:cs="Times New Roman"/>
+          <w:bCs/>
+        </w:rPr>
+        <w:t xml:space="preserve"> w toku wykonywania czynności służbowych kierują się zasadami honoru, wierności i lojalności, stojąc na straży porządku prawnego Korony, prawa naturalnego oraz przyrodzonej godności i praw istot ludzkich, Multikont i Strigallorów. </w:t>
       </w:r>
     </w:p>
     <w:p>
@@ -283,7 +386,21 @@
           <w:rFonts w:ascii="Times New Roman" w:hAnsi="Times New Roman" w:cs="Times New Roman"/>
           <w:bCs/>
         </w:rPr>
-        <w:t>Do podstawowych zadań KKB należy:</w:t>
+        <w:t xml:space="preserve">Do podstawowych zadań </w:t>
+      </w:r>
+      <w:r>
+        <w:rPr>
+          <w:rFonts w:ascii="Times New Roman" w:hAnsi="Times New Roman" w:cs="Times New Roman"/>
+          <w:bCs/>
+        </w:rPr>
+        <w:t>KKOP</w:t>
+      </w:r>
+      <w:r>
+        <w:rPr>
+          <w:rFonts w:ascii="Times New Roman" w:hAnsi="Times New Roman" w:cs="Times New Roman"/>
+          <w:bCs/>
+        </w:rPr>
+        <w:t xml:space="preserve"> należy:</w:t>
       </w:r>
     </w:p>
     <w:p>
@@ -355,7 +472,21 @@
           <w:rFonts w:ascii="Times New Roman" w:hAnsi="Times New Roman" w:cs="Times New Roman"/>
           <w:bCs/>
         </w:rPr>
-        <w:t xml:space="preserve">ochrona bezpieczeństwa i swobody handlu oraz szlaków komunikacyjnych między regionami; </w:t>
+        <w:t xml:space="preserve">ochrona </w:t>
+      </w:r>
+      <w:r>
+        <w:rPr>
+          <w:rFonts w:ascii="Times New Roman" w:hAnsi="Times New Roman" w:cs="Times New Roman"/>
+          <w:bCs/>
+        </w:rPr>
+        <w:t>bezpieczeństwa</w:t>
+      </w:r>
+      <w:r>
+        <w:rPr>
+          <w:rFonts w:ascii="Times New Roman" w:hAnsi="Times New Roman" w:cs="Times New Roman"/>
+          <w:bCs/>
+        </w:rPr>
+        <w:t xml:space="preserve"> i swobody handlu oraz szlaków komunikacyjnych między regionami; </w:t>
       </w:r>
     </w:p>
     <w:p>
@@ -493,6 +624,7 @@
           <w:b/>
           <w:bCs/>
         </w:rPr>
+        <w:lastRenderedPageBreak/>
         <w:t>Art. 3.</w:t>
       </w:r>
       <w:r>
@@ -507,24 +639,37 @@
           <w:rFonts w:ascii="Times New Roman" w:hAnsi="Times New Roman" w:cs="Times New Roman"/>
           <w:bCs/>
         </w:rPr>
-        <w:t xml:space="preserve">Przepisów niniejszej ustawy nie stosuje się do spraw należących do wyłącznej właściwości Biura Bezpieczeństwa Krulestwa oraz Krulewskiej Organizacji Wywiadu. </w:t>
-      </w:r>
-    </w:p>
-    <w:p>
-      <w:pPr>
-        <w:spacing w:after="0" w:line="360" w:lineRule="auto"/>
-        <w:jc w:val="both"/>
-        <w:rPr>
-          <w:rFonts w:ascii="Times New Roman" w:hAnsi="Times New Roman" w:cs="Times New Roman"/>
-          <w:bCs/>
-        </w:rPr>
-      </w:pPr>
-      <w:r>
-        <w:rPr>
-          <w:rFonts w:ascii="Times New Roman" w:hAnsi="Times New Roman" w:cs="Times New Roman"/>
-          <w:bCs/>
-        </w:rPr>
-        <w:lastRenderedPageBreak/>
+        <w:t xml:space="preserve">Przepisów niniejszej ustawy nie stosuje się do spraw należących do wyłącznej właściwości Biura </w:t>
+      </w:r>
+      <w:r>
+        <w:rPr>
+          <w:rFonts w:ascii="Times New Roman" w:hAnsi="Times New Roman" w:cs="Times New Roman"/>
+          <w:bCs/>
+        </w:rPr>
+        <w:t>Bezpieczeństwa</w:t>
+      </w:r>
+      <w:r>
+        <w:rPr>
+          <w:rFonts w:ascii="Times New Roman" w:hAnsi="Times New Roman" w:cs="Times New Roman"/>
+          <w:bCs/>
+        </w:rPr>
+        <w:t xml:space="preserve"> Krulestwa oraz Krulewskiej Organizacji Wywiadu. </w:t>
+      </w:r>
+    </w:p>
+    <w:p>
+      <w:pPr>
+        <w:spacing w:after="0" w:line="360" w:lineRule="auto"/>
+        <w:jc w:val="both"/>
+        <w:rPr>
+          <w:rFonts w:ascii="Times New Roman" w:hAnsi="Times New Roman" w:cs="Times New Roman"/>
+          <w:bCs/>
+        </w:rPr>
+      </w:pPr>
+      <w:r>
+        <w:rPr>
+          <w:rFonts w:ascii="Times New Roman" w:hAnsi="Times New Roman" w:cs="Times New Roman"/>
+          <w:bCs/>
+        </w:rPr>
         <w:t xml:space="preserve">2. </w:t>
       </w:r>
       <w:r>
@@ -532,7 +677,21 @@
           <w:rFonts w:ascii="Times New Roman" w:hAnsi="Times New Roman" w:cs="Times New Roman"/>
           <w:bCs/>
         </w:rPr>
-        <w:t xml:space="preserve">Bezpośrednia ochrona Krula Multikont, członków Rodziny Krulewskiej, rezydencji monarszych oraz rozpoznawanie i zwalczanie przestępstw zdrady stanu, szpiegostwa i obrazy majestatu Krula pozostają w wyłącznej kompetencji Biura Bezpieczeństwa Krulestwa. </w:t>
+        <w:t xml:space="preserve">Bezpośrednia ochrona Krula Multikont, członków Rodziny Krulewskiej, rezydencji monarszych oraz rozpoznawanie i zwalczanie przestępstw zdrady stanu, szpiegostwa i obrazy majestatu Krula pozostają w wyłącznej kompetencji Biura </w:t>
+      </w:r>
+      <w:r>
+        <w:rPr>
+          <w:rFonts w:ascii="Times New Roman" w:hAnsi="Times New Roman" w:cs="Times New Roman"/>
+          <w:bCs/>
+        </w:rPr>
+        <w:t>Bezpieczeństwa</w:t>
+      </w:r>
+      <w:r>
+        <w:rPr>
+          <w:rFonts w:ascii="Times New Roman" w:hAnsi="Times New Roman" w:cs="Times New Roman"/>
+          <w:bCs/>
+        </w:rPr>
+        <w:t xml:space="preserve"> Krulestwa. </w:t>
       </w:r>
     </w:p>
     <w:p>
@@ -556,7 +715,49 @@
           <w:rFonts w:ascii="Times New Roman" w:hAnsi="Times New Roman" w:cs="Times New Roman"/>
           <w:bCs/>
         </w:rPr>
-        <w:t xml:space="preserve">W razie ujawnienia przez KKB okoliczności lub zdarzeń dotyczących spraw, o których mowa w ust. 2, Komendant Główny KKB lub właściwy komendant regionalny niezwłocznie przekazuje sprawę Szefowi Biura Bezpieczeństwa Krulestwa. </w:t>
+        <w:t xml:space="preserve">W razie ujawnienia przez </w:t>
+      </w:r>
+      <w:r>
+        <w:rPr>
+          <w:rFonts w:ascii="Times New Roman" w:hAnsi="Times New Roman" w:cs="Times New Roman"/>
+          <w:bCs/>
+        </w:rPr>
+        <w:t>KKOP</w:t>
+      </w:r>
+      <w:r>
+        <w:rPr>
+          <w:rFonts w:ascii="Times New Roman" w:hAnsi="Times New Roman" w:cs="Times New Roman"/>
+          <w:bCs/>
+        </w:rPr>
+        <w:t xml:space="preserve"> okoliczności lub zdarzeń dotyczących spraw, o których mowa w ust. 2, Komendant Główny </w:t>
+      </w:r>
+      <w:r>
+        <w:rPr>
+          <w:rFonts w:ascii="Times New Roman" w:hAnsi="Times New Roman" w:cs="Times New Roman"/>
+          <w:bCs/>
+        </w:rPr>
+        <w:t>KKOP</w:t>
+      </w:r>
+      <w:r>
+        <w:rPr>
+          <w:rFonts w:ascii="Times New Roman" w:hAnsi="Times New Roman" w:cs="Times New Roman"/>
+          <w:bCs/>
+        </w:rPr>
+        <w:t xml:space="preserve"> lub właściwy komendant regionalny niezwłocznie przekazuje sprawę Szefowi Biura </w:t>
+      </w:r>
+      <w:r>
+        <w:rPr>
+          <w:rFonts w:ascii="Times New Roman" w:hAnsi="Times New Roman" w:cs="Times New Roman"/>
+          <w:bCs/>
+        </w:rPr>
+        <w:t>Bezpieczeństwa</w:t>
+      </w:r>
+      <w:r>
+        <w:rPr>
+          <w:rFonts w:ascii="Times New Roman" w:hAnsi="Times New Roman" w:cs="Times New Roman"/>
+          <w:bCs/>
+        </w:rPr>
+        <w:t xml:space="preserve"> Krulestwa. </w:t>
       </w:r>
     </w:p>
     <w:p>
@@ -580,7 +781,35 @@
           <w:rFonts w:ascii="Times New Roman" w:hAnsi="Times New Roman" w:cs="Times New Roman"/>
           <w:bCs/>
         </w:rPr>
-        <w:t xml:space="preserve">W przypadku powzięcia informacji o zewnętrznych zagrożeniach dla suwerenności, bezpieczeństwa granic lub międzynarodowej pozycji Korony, KKB przekazuje te materiały Szefowi Krulewskiej Organizacji Wywiadu. </w:t>
+        <w:t xml:space="preserve">W przypadku powzięcia informacji o zewnętrznych zagrożeniach dla suwerenności, </w:t>
+      </w:r>
+      <w:r>
+        <w:rPr>
+          <w:rFonts w:ascii="Times New Roman" w:hAnsi="Times New Roman" w:cs="Times New Roman"/>
+          <w:bCs/>
+        </w:rPr>
+        <w:t>bezpieczeństwa</w:t>
+      </w:r>
+      <w:r>
+        <w:rPr>
+          <w:rFonts w:ascii="Times New Roman" w:hAnsi="Times New Roman" w:cs="Times New Roman"/>
+          <w:bCs/>
+        </w:rPr>
+        <w:t xml:space="preserve"> granic lub międzynarodowej pozycji Korony, </w:t>
+      </w:r>
+      <w:r>
+        <w:rPr>
+          <w:rFonts w:ascii="Times New Roman" w:hAnsi="Times New Roman" w:cs="Times New Roman"/>
+          <w:bCs/>
+        </w:rPr>
+        <w:t>KKOP</w:t>
+      </w:r>
+      <w:r>
+        <w:rPr>
+          <w:rFonts w:ascii="Times New Roman" w:hAnsi="Times New Roman" w:cs="Times New Roman"/>
+          <w:bCs/>
+        </w:rPr>
+        <w:t xml:space="preserve"> przekazuje te materiały Szefowi Krulewskiej Organizacji Wywiadu. </w:t>
       </w:r>
     </w:p>
     <w:p>
@@ -622,7 +851,14 @@
           <w:rFonts w:ascii="Times New Roman" w:hAnsi="Times New Roman" w:cs="Times New Roman"/>
           <w:bCs/>
         </w:rPr>
-        <w:t xml:space="preserve">KKB w toku realizacji swoich zadań współdziała z Inkwizycją Koronną, Koronną Służbą Ratowniczo-Gaśniczą, Rzecznikiem Praw Obywatelskich oraz Rzecznikiem Praw Multikont i Botów. </w:t>
+        <w:t>KKOP</w:t>
+      </w:r>
+      <w:r>
+        <w:rPr>
+          <w:rFonts w:ascii="Times New Roman" w:hAnsi="Times New Roman" w:cs="Times New Roman"/>
+          <w:bCs/>
+        </w:rPr>
+        <w:t xml:space="preserve"> w toku realizacji swoich zadań współdziała z Inkwizycją Koronną, Koronną Służbą Ratowniczo-Gaśniczą, Rzecznikiem Praw Obywatelskich oraz Rzecznikiem Praw Multikont i Botów. </w:t>
       </w:r>
     </w:p>
     <w:p>
@@ -646,7 +882,21 @@
           <w:rFonts w:ascii="Times New Roman" w:hAnsi="Times New Roman" w:cs="Times New Roman"/>
           <w:bCs/>
         </w:rPr>
-        <w:t xml:space="preserve">Organy administracji koronnej, rządy regionalne oraz organy samorządu terytorialnego są obowiązane do udzielania funkcjonariuszom KKB niezbędnej pomocy przy wykonywaniu ich ustawowych zadań. </w:t>
+        <w:t xml:space="preserve">Organy administracji koronnej, rządy regionalne oraz organy samorządu terytorialnego są obowiązane do udzielania funkcjonariuszom </w:t>
+      </w:r>
+      <w:r>
+        <w:rPr>
+          <w:rFonts w:ascii="Times New Roman" w:hAnsi="Times New Roman" w:cs="Times New Roman"/>
+          <w:bCs/>
+        </w:rPr>
+        <w:t>KKOP</w:t>
+      </w:r>
+      <w:r>
+        <w:rPr>
+          <w:rFonts w:ascii="Times New Roman" w:hAnsi="Times New Roman" w:cs="Times New Roman"/>
+          <w:bCs/>
+        </w:rPr>
+        <w:t xml:space="preserve"> niezbędnej pomocy przy wykonywaniu ich ustawowych zadań. </w:t>
       </w:r>
     </w:p>
     <w:p>
@@ -670,7 +920,35 @@
           <w:rFonts w:ascii="Times New Roman" w:hAnsi="Times New Roman" w:cs="Times New Roman"/>
           <w:bCs/>
         </w:rPr>
-        <w:t xml:space="preserve">Koszty funkcjonowania KKB pokrywane są z budżetu Korony z części właściwej dla spraw wewnętrznych i bezpieczeństwa państwa. </w:t>
+        <w:t xml:space="preserve">Koszty funkcjonowania </w:t>
+      </w:r>
+      <w:r>
+        <w:rPr>
+          <w:rFonts w:ascii="Times New Roman" w:hAnsi="Times New Roman" w:cs="Times New Roman"/>
+          <w:bCs/>
+        </w:rPr>
+        <w:t>KKOP</w:t>
+      </w:r>
+      <w:r>
+        <w:rPr>
+          <w:rFonts w:ascii="Times New Roman" w:hAnsi="Times New Roman" w:cs="Times New Roman"/>
+          <w:bCs/>
+        </w:rPr>
+        <w:t xml:space="preserve"> pokrywane są z budżetu Korony z części właściwej dla spraw wewnętrznych i </w:t>
+      </w:r>
+      <w:r>
+        <w:rPr>
+          <w:rFonts w:ascii="Times New Roman" w:hAnsi="Times New Roman" w:cs="Times New Roman"/>
+          <w:bCs/>
+        </w:rPr>
+        <w:t>bezpieczeństwa</w:t>
+      </w:r>
+      <w:r>
+        <w:rPr>
+          <w:rFonts w:ascii="Times New Roman" w:hAnsi="Times New Roman" w:cs="Times New Roman"/>
+          <w:bCs/>
+        </w:rPr>
+        <w:t xml:space="preserve"> państwa. </w:t>
       </w:r>
     </w:p>
     <w:p>
@@ -714,7 +992,15 @@
           <w:b/>
           <w:bCs/>
         </w:rPr>
-        <w:t>ORGANIZACJA, ORGANY I NADZÓR NAD KORONNYM KORPUSEM BEZPIECZEŃSTWA</w:t>
+        <w:t xml:space="preserve">ORGANIZACJA, ORGANY I NADZÓR NAD KORONNYM KORPUSEM </w:t>
+      </w:r>
+      <w:r>
+        <w:rPr>
+          <w:rFonts w:ascii="Times New Roman" w:hAnsi="Times New Roman" w:cs="Times New Roman"/>
+          <w:b/>
+          <w:bCs/>
+        </w:rPr>
+        <w:t>OCHRONY PORZĄDKU</w:t>
       </w:r>
     </w:p>
     <w:p>
@@ -756,7 +1042,21 @@
           <w:rFonts w:ascii="Times New Roman" w:hAnsi="Times New Roman" w:cs="Times New Roman"/>
           <w:bCs/>
         </w:rPr>
-        <w:t>Organami Koronnego Korpusu Bezpieczeństwa są:</w:t>
+        <w:t xml:space="preserve">Organami Koronnego Korpusu </w:t>
+      </w:r>
+      <w:r>
+        <w:rPr>
+          <w:rFonts w:ascii="Times New Roman" w:hAnsi="Times New Roman" w:cs="Times New Roman"/>
+          <w:bCs/>
+        </w:rPr>
+        <w:t>Ochrony Porządku</w:t>
+      </w:r>
+      <w:r>
+        <w:rPr>
+          <w:rFonts w:ascii="Times New Roman" w:hAnsi="Times New Roman" w:cs="Times New Roman"/>
+          <w:bCs/>
+        </w:rPr>
+        <w:t xml:space="preserve"> są:</w:t>
       </w:r>
     </w:p>
     <w:p>
@@ -780,7 +1080,21 @@
           <w:rFonts w:ascii="Times New Roman" w:hAnsi="Times New Roman" w:cs="Times New Roman"/>
           <w:bCs/>
         </w:rPr>
-        <w:t xml:space="preserve">Komendant Główny Koronnego Korpusu Bezpieczeństwa – jako centralny organ administracji koronnej; </w:t>
+        <w:t xml:space="preserve">Komendant Główny Koronnego Korpusu </w:t>
+      </w:r>
+      <w:r>
+        <w:rPr>
+          <w:rFonts w:ascii="Times New Roman" w:hAnsi="Times New Roman" w:cs="Times New Roman"/>
+          <w:bCs/>
+        </w:rPr>
+        <w:t>Ochrony Porządku</w:t>
+      </w:r>
+      <w:r>
+        <w:rPr>
+          <w:rFonts w:ascii="Times New Roman" w:hAnsi="Times New Roman" w:cs="Times New Roman"/>
+          <w:bCs/>
+        </w:rPr>
+        <w:t xml:space="preserve"> – jako centralny organ administracji koronnej; </w:t>
       </w:r>
     </w:p>
     <w:p>
@@ -804,7 +1118,21 @@
           <w:rFonts w:ascii="Times New Roman" w:hAnsi="Times New Roman" w:cs="Times New Roman"/>
           <w:bCs/>
         </w:rPr>
-        <w:t xml:space="preserve">komendanci regionalni Koronnego Korpusu Bezpieczeństwa – jako terenowe organy administracji koronnej właściwe na obszarze danego regionu. </w:t>
+        <w:t xml:space="preserve">komendanci regionalni Koronnego Korpusu </w:t>
+      </w:r>
+      <w:r>
+        <w:rPr>
+          <w:rFonts w:ascii="Times New Roman" w:hAnsi="Times New Roman" w:cs="Times New Roman"/>
+          <w:bCs/>
+        </w:rPr>
+        <w:t>Ochrony Porządku</w:t>
+      </w:r>
+      <w:r>
+        <w:rPr>
+          <w:rFonts w:ascii="Times New Roman" w:hAnsi="Times New Roman" w:cs="Times New Roman"/>
+          <w:bCs/>
+        </w:rPr>
+        <w:t xml:space="preserve"> – jako terenowe organy administracji koronnej właściwe na obszarze danego regionu. </w:t>
       </w:r>
     </w:p>
     <w:p>
@@ -828,7 +1156,35 @@
           <w:rFonts w:ascii="Times New Roman" w:hAnsi="Times New Roman" w:cs="Times New Roman"/>
           <w:bCs/>
         </w:rPr>
-        <w:t xml:space="preserve">Komendant Główny KKB wykonuje swoje zadania przy pomocy Komendy Głównej Koronnego Korpusu Bezpieczeństwa z siedzibą w Tarkwinogrodzie. </w:t>
+        <w:t xml:space="preserve">Komendant Główny </w:t>
+      </w:r>
+      <w:r>
+        <w:rPr>
+          <w:rFonts w:ascii="Times New Roman" w:hAnsi="Times New Roman" w:cs="Times New Roman"/>
+          <w:bCs/>
+        </w:rPr>
+        <w:t>KKOP</w:t>
+      </w:r>
+      <w:r>
+        <w:rPr>
+          <w:rFonts w:ascii="Times New Roman" w:hAnsi="Times New Roman" w:cs="Times New Roman"/>
+          <w:bCs/>
+        </w:rPr>
+        <w:t xml:space="preserve"> wykonuje swoje zadania przy pomocy Komendy Głównej Koronnego Korpusu </w:t>
+      </w:r>
+      <w:r>
+        <w:rPr>
+          <w:rFonts w:ascii="Times New Roman" w:hAnsi="Times New Roman" w:cs="Times New Roman"/>
+          <w:bCs/>
+        </w:rPr>
+        <w:t>Ochrony Porządku</w:t>
+      </w:r>
+      <w:r>
+        <w:rPr>
+          <w:rFonts w:ascii="Times New Roman" w:hAnsi="Times New Roman" w:cs="Times New Roman"/>
+          <w:bCs/>
+        </w:rPr>
+        <w:t xml:space="preserve"> z siedzibą w Tarkwinogrodzie. </w:t>
       </w:r>
     </w:p>
     <w:p>
@@ -852,7 +1208,35 @@
           <w:rFonts w:ascii="Times New Roman" w:hAnsi="Times New Roman" w:cs="Times New Roman"/>
           <w:bCs/>
         </w:rPr>
-        <w:t xml:space="preserve">Komendant regionalny KKB wykonuje swoje zadania przy pomocy podległej mu komendy regionalnej KKB. </w:t>
+        <w:t xml:space="preserve">Komendant regionalny </w:t>
+      </w:r>
+      <w:r>
+        <w:rPr>
+          <w:rFonts w:ascii="Times New Roman" w:hAnsi="Times New Roman" w:cs="Times New Roman"/>
+          <w:bCs/>
+        </w:rPr>
+        <w:t>KKOP</w:t>
+      </w:r>
+      <w:r>
+        <w:rPr>
+          <w:rFonts w:ascii="Times New Roman" w:hAnsi="Times New Roman" w:cs="Times New Roman"/>
+          <w:bCs/>
+        </w:rPr>
+        <w:t xml:space="preserve"> wykonuje swoje zadania przy pomocy podległej mu komendy regionalnej </w:t>
+      </w:r>
+      <w:r>
+        <w:rPr>
+          <w:rFonts w:ascii="Times New Roman" w:hAnsi="Times New Roman" w:cs="Times New Roman"/>
+          <w:bCs/>
+        </w:rPr>
+        <w:t>KKOP</w:t>
+      </w:r>
+      <w:r>
+        <w:rPr>
+          <w:rFonts w:ascii="Times New Roman" w:hAnsi="Times New Roman" w:cs="Times New Roman"/>
+          <w:bCs/>
+        </w:rPr>
+        <w:t xml:space="preserve">. </w:t>
       </w:r>
     </w:p>
     <w:p>
@@ -894,7 +1278,21 @@
           <w:rFonts w:ascii="Times New Roman" w:hAnsi="Times New Roman" w:cs="Times New Roman"/>
           <w:bCs/>
         </w:rPr>
-        <w:t xml:space="preserve">Komendanta Głównego KKB powołuje i odwołuje </w:t>
+        <w:t xml:space="preserve">Komendanta Głównego </w:t>
+      </w:r>
+      <w:r>
+        <w:rPr>
+          <w:rFonts w:ascii="Times New Roman" w:hAnsi="Times New Roman" w:cs="Times New Roman"/>
+          <w:bCs/>
+        </w:rPr>
+        <w:t>KKOP</w:t>
+      </w:r>
+      <w:r>
+        <w:rPr>
+          <w:rFonts w:ascii="Times New Roman" w:hAnsi="Times New Roman" w:cs="Times New Roman"/>
+          <w:bCs/>
+        </w:rPr>
+        <w:t xml:space="preserve"> powołuje i odwołuje </w:t>
       </w:r>
       <w:r>
         <w:rPr>
@@ -908,7 +1306,21 @@
           <w:rFonts w:ascii="Times New Roman" w:hAnsi="Times New Roman" w:cs="Times New Roman"/>
           <w:bCs/>
         </w:rPr>
-        <w:t xml:space="preserve"> na wniosek ministra koronnego właściwego do spraw wewnętrznych i bezpieczeństwa państwa, po zasięgnięciu opinii Senatu Koronnego. </w:t>
+        <w:t xml:space="preserve"> na wniosek ministra koronnego właściwego do spraw wewnętrznych i </w:t>
+      </w:r>
+      <w:r>
+        <w:rPr>
+          <w:rFonts w:ascii="Times New Roman" w:hAnsi="Times New Roman" w:cs="Times New Roman"/>
+          <w:bCs/>
+        </w:rPr>
+        <w:t>bezpieczeństwa</w:t>
+      </w:r>
+      <w:r>
+        <w:rPr>
+          <w:rFonts w:ascii="Times New Roman" w:hAnsi="Times New Roman" w:cs="Times New Roman"/>
+          <w:bCs/>
+        </w:rPr>
+        <w:t xml:space="preserve"> państwa, po zasięgnięciu opinii Senatu Koronnego. </w:t>
       </w:r>
     </w:p>
     <w:p>
@@ -932,24 +1344,65 @@
           <w:rFonts w:ascii="Times New Roman" w:hAnsi="Times New Roman" w:cs="Times New Roman"/>
           <w:bCs/>
         </w:rPr>
-        <w:t xml:space="preserve">Komendantem Głównym KKB może zostać wyłącznie obywatel Korony będący oficerem KKB w służbie stałej, wykazujący nieskazitelną postawę moralną i posiadający wyższe wykształcenie prawnicze lub w zakresie bezpieczeństwa. </w:t>
-      </w:r>
-    </w:p>
-    <w:p>
-      <w:pPr>
-        <w:spacing w:after="0" w:line="360" w:lineRule="auto"/>
-        <w:jc w:val="both"/>
-        <w:rPr>
-          <w:rFonts w:ascii="Times New Roman" w:hAnsi="Times New Roman" w:cs="Times New Roman"/>
-          <w:bCs/>
-        </w:rPr>
-      </w:pPr>
-      <w:r>
-        <w:rPr>
-          <w:rFonts w:ascii="Times New Roman" w:hAnsi="Times New Roman" w:cs="Times New Roman"/>
-          <w:bCs/>
-        </w:rPr>
-        <w:lastRenderedPageBreak/>
+        <w:t xml:space="preserve">Komendantem Głównym </w:t>
+      </w:r>
+      <w:r>
+        <w:rPr>
+          <w:rFonts w:ascii="Times New Roman" w:hAnsi="Times New Roman" w:cs="Times New Roman"/>
+          <w:bCs/>
+        </w:rPr>
+        <w:t>KKOP</w:t>
+      </w:r>
+      <w:r>
+        <w:rPr>
+          <w:rFonts w:ascii="Times New Roman" w:hAnsi="Times New Roman" w:cs="Times New Roman"/>
+          <w:bCs/>
+        </w:rPr>
+        <w:t xml:space="preserve"> może zostać wyłącznie obywatel Korony będący oficerem </w:t>
+      </w:r>
+      <w:r>
+        <w:rPr>
+          <w:rFonts w:ascii="Times New Roman" w:hAnsi="Times New Roman" w:cs="Times New Roman"/>
+          <w:bCs/>
+        </w:rPr>
+        <w:t>KKOP</w:t>
+      </w:r>
+      <w:r>
+        <w:rPr>
+          <w:rFonts w:ascii="Times New Roman" w:hAnsi="Times New Roman" w:cs="Times New Roman"/>
+          <w:bCs/>
+        </w:rPr>
+        <w:t xml:space="preserve"> w służbie stałej, wykazujący nieskazitelną postawę moralną i posiadający wyższe wykształcenie prawnicze lub w zakresie </w:t>
+      </w:r>
+      <w:r>
+        <w:rPr>
+          <w:rFonts w:ascii="Times New Roman" w:hAnsi="Times New Roman" w:cs="Times New Roman"/>
+          <w:bCs/>
+        </w:rPr>
+        <w:t>bezpieczeństwa</w:t>
+      </w:r>
+      <w:r>
+        <w:rPr>
+          <w:rFonts w:ascii="Times New Roman" w:hAnsi="Times New Roman" w:cs="Times New Roman"/>
+          <w:bCs/>
+        </w:rPr>
+        <w:t xml:space="preserve">. </w:t>
+      </w:r>
+    </w:p>
+    <w:p>
+      <w:pPr>
+        <w:spacing w:after="0" w:line="360" w:lineRule="auto"/>
+        <w:jc w:val="both"/>
+        <w:rPr>
+          <w:rFonts w:ascii="Times New Roman" w:hAnsi="Times New Roman" w:cs="Times New Roman"/>
+          <w:bCs/>
+        </w:rPr>
+      </w:pPr>
+      <w:r>
+        <w:rPr>
+          <w:rFonts w:ascii="Times New Roman" w:hAnsi="Times New Roman" w:cs="Times New Roman"/>
+          <w:bCs/>
+        </w:rPr>
         <w:t xml:space="preserve">3. </w:t>
       </w:r>
       <w:r>
@@ -957,7 +1410,49 @@
           <w:rFonts w:ascii="Times New Roman" w:hAnsi="Times New Roman" w:cs="Times New Roman"/>
           <w:bCs/>
         </w:rPr>
-        <w:t xml:space="preserve">Zastępców Komendanta Głównego KKB, w liczbie nieprzekraczającej trzech, powołuje i odwołuje minister koronny właściwy do spraw wewnętrznych i bezpieczeństwa państwa na wniosek Komendanta Głównego KKB. </w:t>
+        <w:t xml:space="preserve">Zastępców Komendanta Głównego </w:t>
+      </w:r>
+      <w:r>
+        <w:rPr>
+          <w:rFonts w:ascii="Times New Roman" w:hAnsi="Times New Roman" w:cs="Times New Roman"/>
+          <w:bCs/>
+        </w:rPr>
+        <w:t>KKOP</w:t>
+      </w:r>
+      <w:r>
+        <w:rPr>
+          <w:rFonts w:ascii="Times New Roman" w:hAnsi="Times New Roman" w:cs="Times New Roman"/>
+          <w:bCs/>
+        </w:rPr>
+        <w:t xml:space="preserve">, w liczbie nieprzekraczającej trzech, powołuje i odwołuje minister koronny właściwy do spraw wewnętrznych i </w:t>
+      </w:r>
+      <w:r>
+        <w:rPr>
+          <w:rFonts w:ascii="Times New Roman" w:hAnsi="Times New Roman" w:cs="Times New Roman"/>
+          <w:bCs/>
+        </w:rPr>
+        <w:t>bezpieczeństwa</w:t>
+      </w:r>
+      <w:r>
+        <w:rPr>
+          <w:rFonts w:ascii="Times New Roman" w:hAnsi="Times New Roman" w:cs="Times New Roman"/>
+          <w:bCs/>
+        </w:rPr>
+        <w:t xml:space="preserve"> państwa na wniosek Komendanta Głównego </w:t>
+      </w:r>
+      <w:r>
+        <w:rPr>
+          <w:rFonts w:ascii="Times New Roman" w:hAnsi="Times New Roman" w:cs="Times New Roman"/>
+          <w:bCs/>
+        </w:rPr>
+        <w:t>KKOP</w:t>
+      </w:r>
+      <w:r>
+        <w:rPr>
+          <w:rFonts w:ascii="Times New Roman" w:hAnsi="Times New Roman" w:cs="Times New Roman"/>
+          <w:bCs/>
+        </w:rPr>
+        <w:t xml:space="preserve">. </w:t>
       </w:r>
     </w:p>
     <w:p>
@@ -999,7 +1494,35 @@
           <w:rFonts w:ascii="Times New Roman" w:hAnsi="Times New Roman" w:cs="Times New Roman"/>
           <w:bCs/>
         </w:rPr>
-        <w:t xml:space="preserve">Komendant Główny KKB jest przełożonym wszystkich funkcjonariuszy KKB oraz kieruje działalnością całej formacji. </w:t>
+        <w:t xml:space="preserve">Komendant Główny </w:t>
+      </w:r>
+      <w:r>
+        <w:rPr>
+          <w:rFonts w:ascii="Times New Roman" w:hAnsi="Times New Roman" w:cs="Times New Roman"/>
+          <w:bCs/>
+        </w:rPr>
+        <w:t>KKOP</w:t>
+      </w:r>
+      <w:r>
+        <w:rPr>
+          <w:rFonts w:ascii="Times New Roman" w:hAnsi="Times New Roman" w:cs="Times New Roman"/>
+          <w:bCs/>
+        </w:rPr>
+        <w:t xml:space="preserve"> jest przełożonym wszystkich funkcjonariuszy </w:t>
+      </w:r>
+      <w:r>
+        <w:rPr>
+          <w:rFonts w:ascii="Times New Roman" w:hAnsi="Times New Roman" w:cs="Times New Roman"/>
+          <w:bCs/>
+        </w:rPr>
+        <w:t>KKOP</w:t>
+      </w:r>
+      <w:r>
+        <w:rPr>
+          <w:rFonts w:ascii="Times New Roman" w:hAnsi="Times New Roman" w:cs="Times New Roman"/>
+          <w:bCs/>
+        </w:rPr>
+        <w:t xml:space="preserve"> oraz kieruje działalnością całej formacji. </w:t>
       </w:r>
     </w:p>
     <w:p>
@@ -1023,7 +1546,21 @@
           <w:rFonts w:ascii="Times New Roman" w:hAnsi="Times New Roman" w:cs="Times New Roman"/>
           <w:bCs/>
         </w:rPr>
-        <w:t>Do zakresu działania Komendanta Głównego KKB należy w szczególności:</w:t>
+        <w:t xml:space="preserve">Do zakresu działania Komendanta Głównego </w:t>
+      </w:r>
+      <w:r>
+        <w:rPr>
+          <w:rFonts w:ascii="Times New Roman" w:hAnsi="Times New Roman" w:cs="Times New Roman"/>
+          <w:bCs/>
+        </w:rPr>
+        <w:t>KKOP</w:t>
+      </w:r>
+      <w:r>
+        <w:rPr>
+          <w:rFonts w:ascii="Times New Roman" w:hAnsi="Times New Roman" w:cs="Times New Roman"/>
+          <w:bCs/>
+        </w:rPr>
+        <w:t xml:space="preserve"> należy w szczególności:</w:t>
       </w:r>
     </w:p>
     <w:p>
@@ -1047,7 +1584,21 @@
           <w:rFonts w:ascii="Times New Roman" w:hAnsi="Times New Roman" w:cs="Times New Roman"/>
           <w:bCs/>
         </w:rPr>
-        <w:t xml:space="preserve">bieżące kierowanie realizacją zadań KKB na obszarze całej Korony; </w:t>
+        <w:t xml:space="preserve">bieżące kierowanie realizacją zadań </w:t>
+      </w:r>
+      <w:r>
+        <w:rPr>
+          <w:rFonts w:ascii="Times New Roman" w:hAnsi="Times New Roman" w:cs="Times New Roman"/>
+          <w:bCs/>
+        </w:rPr>
+        <w:t>KKOP</w:t>
+      </w:r>
+      <w:r>
+        <w:rPr>
+          <w:rFonts w:ascii="Times New Roman" w:hAnsi="Times New Roman" w:cs="Times New Roman"/>
+          <w:bCs/>
+        </w:rPr>
+        <w:t xml:space="preserve"> na obszarze całej Korony; </w:t>
       </w:r>
     </w:p>
     <w:p>
@@ -1071,7 +1622,21 @@
           <w:rFonts w:ascii="Times New Roman" w:hAnsi="Times New Roman" w:cs="Times New Roman"/>
           <w:bCs/>
         </w:rPr>
-        <w:t xml:space="preserve">sprawowanie bezpośredniego nadzoru nad komendantami regionalnymi KKB; </w:t>
+        <w:t xml:space="preserve">sprawowanie bezpośredniego nadzoru nad komendantami regionalnymi </w:t>
+      </w:r>
+      <w:r>
+        <w:rPr>
+          <w:rFonts w:ascii="Times New Roman" w:hAnsi="Times New Roman" w:cs="Times New Roman"/>
+          <w:bCs/>
+        </w:rPr>
+        <w:t>KKOP</w:t>
+      </w:r>
+      <w:r>
+        <w:rPr>
+          <w:rFonts w:ascii="Times New Roman" w:hAnsi="Times New Roman" w:cs="Times New Roman"/>
+          <w:bCs/>
+        </w:rPr>
+        <w:t xml:space="preserve">; </w:t>
       </w:r>
     </w:p>
     <w:p>
@@ -1119,7 +1684,21 @@
           <w:rFonts w:ascii="Times New Roman" w:hAnsi="Times New Roman" w:cs="Times New Roman"/>
           <w:bCs/>
         </w:rPr>
-        <w:t xml:space="preserve">dysponowanie środkami budżetowymi przyznanymi Komendzie Głównej KKB; </w:t>
+        <w:t xml:space="preserve">dysponowanie środkami budżetowymi przyznanymi Komendzie Głównej </w:t>
+      </w:r>
+      <w:r>
+        <w:rPr>
+          <w:rFonts w:ascii="Times New Roman" w:hAnsi="Times New Roman" w:cs="Times New Roman"/>
+          <w:bCs/>
+        </w:rPr>
+        <w:t>KKOP</w:t>
+      </w:r>
+      <w:r>
+        <w:rPr>
+          <w:rFonts w:ascii="Times New Roman" w:hAnsi="Times New Roman" w:cs="Times New Roman"/>
+          <w:bCs/>
+        </w:rPr>
+        <w:t xml:space="preserve">; </w:t>
       </w:r>
     </w:p>
     <w:p>
@@ -1143,7 +1722,21 @@
           <w:rFonts w:ascii="Times New Roman" w:hAnsi="Times New Roman" w:cs="Times New Roman"/>
           <w:bCs/>
         </w:rPr>
-        <w:t xml:space="preserve">reprezentowanie KKB przed innymi organami władzy koronnej, regionalnej i samorządowej oraz w stosunkach międzynarodowych; </w:t>
+        <w:t xml:space="preserve">reprezentowanie </w:t>
+      </w:r>
+      <w:r>
+        <w:rPr>
+          <w:rFonts w:ascii="Times New Roman" w:hAnsi="Times New Roman" w:cs="Times New Roman"/>
+          <w:bCs/>
+        </w:rPr>
+        <w:t>KKOP</w:t>
+      </w:r>
+      <w:r>
+        <w:rPr>
+          <w:rFonts w:ascii="Times New Roman" w:hAnsi="Times New Roman" w:cs="Times New Roman"/>
+          <w:bCs/>
+        </w:rPr>
+        <w:t xml:space="preserve"> przed innymi organami władzy koronnej, regionalnej i samorządowej oraz w stosunkach międzynarodowych; </w:t>
       </w:r>
     </w:p>
     <w:p>
@@ -1167,7 +1760,49 @@
           <w:rFonts w:ascii="Times New Roman" w:hAnsi="Times New Roman" w:cs="Times New Roman"/>
           <w:bCs/>
         </w:rPr>
-        <w:t>składanie ministrowi koronnemu właściwemu do spraw wewnętrznych i bezpieczeństwa państwa corocznych sprawozdań z działalności KKB i stanu bezpieczeństwa Korony.</w:t>
+        <w:t xml:space="preserve">składanie ministrowi koronnemu właściwemu do spraw wewnętrznych i </w:t>
+      </w:r>
+      <w:r>
+        <w:rPr>
+          <w:rFonts w:ascii="Times New Roman" w:hAnsi="Times New Roman" w:cs="Times New Roman"/>
+          <w:bCs/>
+        </w:rPr>
+        <w:t>bezpieczeństwa</w:t>
+      </w:r>
+      <w:r>
+        <w:rPr>
+          <w:rFonts w:ascii="Times New Roman" w:hAnsi="Times New Roman" w:cs="Times New Roman"/>
+          <w:bCs/>
+        </w:rPr>
+        <w:t xml:space="preserve"> państwa corocznych sprawozdań z działalności </w:t>
+      </w:r>
+      <w:r>
+        <w:rPr>
+          <w:rFonts w:ascii="Times New Roman" w:hAnsi="Times New Roman" w:cs="Times New Roman"/>
+          <w:bCs/>
+        </w:rPr>
+        <w:t>KKOP</w:t>
+      </w:r>
+      <w:r>
+        <w:rPr>
+          <w:rFonts w:ascii="Times New Roman" w:hAnsi="Times New Roman" w:cs="Times New Roman"/>
+          <w:bCs/>
+        </w:rPr>
+        <w:t xml:space="preserve"> i stanu </w:t>
+      </w:r>
+      <w:r>
+        <w:rPr>
+          <w:rFonts w:ascii="Times New Roman" w:hAnsi="Times New Roman" w:cs="Times New Roman"/>
+          <w:bCs/>
+        </w:rPr>
+        <w:t>bezpieczeństwa</w:t>
+      </w:r>
+      <w:r>
+        <w:rPr>
+          <w:rFonts w:ascii="Times New Roman" w:hAnsi="Times New Roman" w:cs="Times New Roman"/>
+          <w:bCs/>
+        </w:rPr>
+        <w:t xml:space="preserve"> Korony.</w:t>
       </w:r>
     </w:p>
     <w:p>
@@ -1216,7 +1851,49 @@
           <w:rFonts w:ascii="Times New Roman" w:hAnsi="Times New Roman" w:cs="Times New Roman"/>
           <w:bCs/>
         </w:rPr>
-        <w:t xml:space="preserve">Komendanta regionalnego KKB powołuje i odwołuje minister koronny właściwy do spraw wewnętrznych i bezpieczeństwa państwa na wniosek Komendanta Głównego KKB, złożony po zasięgnięciu pisemnej opinii właściwego </w:t>
+        <w:t xml:space="preserve">Komendanta regionalnego </w:t>
+      </w:r>
+      <w:r>
+        <w:rPr>
+          <w:rFonts w:ascii="Times New Roman" w:hAnsi="Times New Roman" w:cs="Times New Roman"/>
+          <w:bCs/>
+        </w:rPr>
+        <w:t>KKOP</w:t>
+      </w:r>
+      <w:r>
+        <w:rPr>
+          <w:rFonts w:ascii="Times New Roman" w:hAnsi="Times New Roman" w:cs="Times New Roman"/>
+          <w:bCs/>
+        </w:rPr>
+        <w:t xml:space="preserve"> powołuje i odwołuje minister koronny właściwy do spraw wewnętrznych i </w:t>
+      </w:r>
+      <w:r>
+        <w:rPr>
+          <w:rFonts w:ascii="Times New Roman" w:hAnsi="Times New Roman" w:cs="Times New Roman"/>
+          <w:bCs/>
+        </w:rPr>
+        <w:t>bezpieczeństwa</w:t>
+      </w:r>
+      <w:r>
+        <w:rPr>
+          <w:rFonts w:ascii="Times New Roman" w:hAnsi="Times New Roman" w:cs="Times New Roman"/>
+          <w:bCs/>
+        </w:rPr>
+        <w:t xml:space="preserve"> państwa na wniosek Komendanta Głównego </w:t>
+      </w:r>
+      <w:r>
+        <w:rPr>
+          <w:rFonts w:ascii="Times New Roman" w:hAnsi="Times New Roman" w:cs="Times New Roman"/>
+          <w:bCs/>
+        </w:rPr>
+        <w:t>KKOP</w:t>
+      </w:r>
+      <w:r>
+        <w:rPr>
+          <w:rFonts w:ascii="Times New Roman" w:hAnsi="Times New Roman" w:cs="Times New Roman"/>
+          <w:bCs/>
+        </w:rPr>
+        <w:t xml:space="preserve">, złożony po zasięgnięciu pisemnej opinii właściwego </w:t>
       </w:r>
       <w:r>
         <w:rPr>
@@ -1320,7 +1997,49 @@
           <w:rFonts w:ascii="Times New Roman" w:hAnsi="Times New Roman" w:cs="Times New Roman"/>
           <w:bCs/>
         </w:rPr>
-        <w:t xml:space="preserve">Komendant regionalny KKB odpowiada za stan bezpieczeństwa i prawidłowe wykonywanie zadań KKB na obszarze podległego regionu oraz składa coroczne sprawozdanie ze swojej działalności właściwemu </w:t>
+        <w:t xml:space="preserve">Komendant regionalny </w:t>
+      </w:r>
+      <w:r>
+        <w:rPr>
+          <w:rFonts w:ascii="Times New Roman" w:hAnsi="Times New Roman" w:cs="Times New Roman"/>
+          <w:bCs/>
+        </w:rPr>
+        <w:t>KKOP</w:t>
+      </w:r>
+      <w:r>
+        <w:rPr>
+          <w:rFonts w:ascii="Times New Roman" w:hAnsi="Times New Roman" w:cs="Times New Roman"/>
+          <w:bCs/>
+        </w:rPr>
+        <w:t xml:space="preserve"> odpowiada za stan </w:t>
+      </w:r>
+      <w:r>
+        <w:rPr>
+          <w:rFonts w:ascii="Times New Roman" w:hAnsi="Times New Roman" w:cs="Times New Roman"/>
+          <w:bCs/>
+        </w:rPr>
+        <w:t>bezpieczeństwa</w:t>
+      </w:r>
+      <w:r>
+        <w:rPr>
+          <w:rFonts w:ascii="Times New Roman" w:hAnsi="Times New Roman" w:cs="Times New Roman"/>
+          <w:bCs/>
+        </w:rPr>
+        <w:t xml:space="preserve"> i prawidłowe wykonywanie zadań </w:t>
+      </w:r>
+      <w:r>
+        <w:rPr>
+          <w:rFonts w:ascii="Times New Roman" w:hAnsi="Times New Roman" w:cs="Times New Roman"/>
+          <w:bCs/>
+        </w:rPr>
+        <w:t>KKOP</w:t>
+      </w:r>
+      <w:r>
+        <w:rPr>
+          <w:rFonts w:ascii="Times New Roman" w:hAnsi="Times New Roman" w:cs="Times New Roman"/>
+          <w:bCs/>
+        </w:rPr>
+        <w:t xml:space="preserve"> na obszarze podległego regionu oraz składa coroczne sprawozdanie ze swojej działalności właściwemu </w:t>
       </w:r>
       <w:r>
         <w:rPr>
@@ -1404,7 +2123,35 @@
           <w:rFonts w:ascii="Times New Roman" w:hAnsi="Times New Roman" w:cs="Times New Roman"/>
           <w:bCs/>
         </w:rPr>
-        <w:t xml:space="preserve">egionu może zażądać od właściwego komendanta regionalnego KKB podjęcia natychmiastowych działań zmierzających do usunięcia bezpośredniego zagrożenia bezpieczeństwa i porządku publicznego w regionie. </w:t>
+        <w:t xml:space="preserve">egionu może zażądać od właściwego komendanta regionalnego </w:t>
+      </w:r>
+      <w:r>
+        <w:rPr>
+          <w:rFonts w:ascii="Times New Roman" w:hAnsi="Times New Roman" w:cs="Times New Roman"/>
+          <w:bCs/>
+        </w:rPr>
+        <w:t>KKOP</w:t>
+      </w:r>
+      <w:r>
+        <w:rPr>
+          <w:rFonts w:ascii="Times New Roman" w:hAnsi="Times New Roman" w:cs="Times New Roman"/>
+          <w:bCs/>
+        </w:rPr>
+        <w:t xml:space="preserve"> podjęcia natychmiastowych działań zmierzających do usunięcia bezpośredniego zagrożenia </w:t>
+      </w:r>
+      <w:r>
+        <w:rPr>
+          <w:rFonts w:ascii="Times New Roman" w:hAnsi="Times New Roman" w:cs="Times New Roman"/>
+          <w:bCs/>
+        </w:rPr>
+        <w:t>bezpieczeństwa</w:t>
+      </w:r>
+      <w:r>
+        <w:rPr>
+          <w:rFonts w:ascii="Times New Roman" w:hAnsi="Times New Roman" w:cs="Times New Roman"/>
+          <w:bCs/>
+        </w:rPr>
+        <w:t xml:space="preserve"> i porządku publicznego w regionie. </w:t>
       </w:r>
     </w:p>
     <w:p>
@@ -1494,24 +2241,65 @@
           <w:rFonts w:ascii="Times New Roman" w:hAnsi="Times New Roman" w:cs="Times New Roman"/>
           <w:bCs/>
         </w:rPr>
-        <w:t xml:space="preserve">Minister koronny właściwy do spraw wewnętrznych i bezpieczeństwa państwa nadaje, w drodze rozporządzenia, statut Komendzie Głównej KKB oraz ramowy statut komend regionalnych KKB, określając ich strukturę organizacyjną z uwzględnieniem podziału terytorialnego i specyfiki poszczególnych regionów. </w:t>
-      </w:r>
-    </w:p>
-    <w:p>
-      <w:pPr>
-        <w:spacing w:after="0" w:line="360" w:lineRule="auto"/>
-        <w:jc w:val="both"/>
-        <w:rPr>
-          <w:rFonts w:ascii="Times New Roman" w:hAnsi="Times New Roman" w:cs="Times New Roman"/>
-          <w:bCs/>
-        </w:rPr>
-      </w:pPr>
-      <w:r>
-        <w:rPr>
-          <w:rFonts w:ascii="Times New Roman" w:hAnsi="Times New Roman" w:cs="Times New Roman"/>
-          <w:bCs/>
-        </w:rPr>
-        <w:lastRenderedPageBreak/>
+        <w:t xml:space="preserve">Minister koronny właściwy do spraw wewnętrznych i </w:t>
+      </w:r>
+      <w:r>
+        <w:rPr>
+          <w:rFonts w:ascii="Times New Roman" w:hAnsi="Times New Roman" w:cs="Times New Roman"/>
+          <w:bCs/>
+        </w:rPr>
+        <w:t>bezpieczeństwa</w:t>
+      </w:r>
+      <w:r>
+        <w:rPr>
+          <w:rFonts w:ascii="Times New Roman" w:hAnsi="Times New Roman" w:cs="Times New Roman"/>
+          <w:bCs/>
+        </w:rPr>
+        <w:t xml:space="preserve"> państwa nadaje, w drodze rozporządzenia, statut Komendzie Głównej </w:t>
+      </w:r>
+      <w:r>
+        <w:rPr>
+          <w:rFonts w:ascii="Times New Roman" w:hAnsi="Times New Roman" w:cs="Times New Roman"/>
+          <w:bCs/>
+        </w:rPr>
+        <w:t>KKOP</w:t>
+      </w:r>
+      <w:r>
+        <w:rPr>
+          <w:rFonts w:ascii="Times New Roman" w:hAnsi="Times New Roman" w:cs="Times New Roman"/>
+          <w:bCs/>
+        </w:rPr>
+        <w:t xml:space="preserve"> oraz ramowy statut komend regionalnych </w:t>
+      </w:r>
+      <w:r>
+        <w:rPr>
+          <w:rFonts w:ascii="Times New Roman" w:hAnsi="Times New Roman" w:cs="Times New Roman"/>
+          <w:bCs/>
+        </w:rPr>
+        <w:t>KKOP</w:t>
+      </w:r>
+      <w:r>
+        <w:rPr>
+          <w:rFonts w:ascii="Times New Roman" w:hAnsi="Times New Roman" w:cs="Times New Roman"/>
+          <w:bCs/>
+        </w:rPr>
+        <w:t xml:space="preserve">, określając ich strukturę organizacyjną z uwzględnieniem podziału terytorialnego i specyfiki poszczególnych regionów. </w:t>
+      </w:r>
+    </w:p>
+    <w:p>
+      <w:pPr>
+        <w:spacing w:after="0" w:line="360" w:lineRule="auto"/>
+        <w:jc w:val="both"/>
+        <w:rPr>
+          <w:rFonts w:ascii="Times New Roman" w:hAnsi="Times New Roman" w:cs="Times New Roman"/>
+          <w:bCs/>
+        </w:rPr>
+      </w:pPr>
+      <w:r>
+        <w:rPr>
+          <w:rFonts w:ascii="Times New Roman" w:hAnsi="Times New Roman" w:cs="Times New Roman"/>
+          <w:bCs/>
+        </w:rPr>
         <w:t xml:space="preserve">2. </w:t>
       </w:r>
       <w:r>
@@ -1519,7 +2307,21 @@
           <w:rFonts w:ascii="Times New Roman" w:hAnsi="Times New Roman" w:cs="Times New Roman"/>
           <w:bCs/>
         </w:rPr>
-        <w:t xml:space="preserve">Minister koronny właściwy do spraw wewnętrznych i bezpieczeństwa państwa określa, w drodze rozporządzeń: </w:t>
+        <w:t xml:space="preserve">Minister koronny właściwy do spraw wewnętrznych i </w:t>
+      </w:r>
+      <w:r>
+        <w:rPr>
+          <w:rFonts w:ascii="Times New Roman" w:hAnsi="Times New Roman" w:cs="Times New Roman"/>
+          <w:bCs/>
+        </w:rPr>
+        <w:t>bezpieczeństwa</w:t>
+      </w:r>
+      <w:r>
+        <w:rPr>
+          <w:rFonts w:ascii="Times New Roman" w:hAnsi="Times New Roman" w:cs="Times New Roman"/>
+          <w:bCs/>
+        </w:rPr>
+        <w:t xml:space="preserve"> państwa określa, w drodze rozporządzeń: </w:t>
       </w:r>
     </w:p>
     <w:p>
@@ -1543,7 +2345,21 @@
           <w:rFonts w:ascii="Times New Roman" w:hAnsi="Times New Roman" w:cs="Times New Roman"/>
           <w:bCs/>
         </w:rPr>
-        <w:t xml:space="preserve">wzory umundurowania, legitymacji służbowych, odznak i dystynkcji funkcjonariuszy KKB; </w:t>
+        <w:t xml:space="preserve">wzory umundurowania, legitymacji służbowych, odznak i dystynkcji funkcjonariuszy </w:t>
+      </w:r>
+      <w:r>
+        <w:rPr>
+          <w:rFonts w:ascii="Times New Roman" w:hAnsi="Times New Roman" w:cs="Times New Roman"/>
+          <w:bCs/>
+        </w:rPr>
+        <w:t>KKOP</w:t>
+      </w:r>
+      <w:r>
+        <w:rPr>
+          <w:rFonts w:ascii="Times New Roman" w:hAnsi="Times New Roman" w:cs="Times New Roman"/>
+          <w:bCs/>
+        </w:rPr>
+        <w:t xml:space="preserve">; </w:t>
       </w:r>
     </w:p>
     <w:p>
@@ -1567,7 +2383,21 @@
           <w:rFonts w:ascii="Times New Roman" w:hAnsi="Times New Roman" w:cs="Times New Roman"/>
           <w:bCs/>
         </w:rPr>
-        <w:t xml:space="preserve">rodzaje, normy i szczegółowe zasady przydziału uzbrojenia i wyposażenia specjalnego KKB; </w:t>
+        <w:t xml:space="preserve">rodzaje, normy i szczegółowe zasady przydziału uzbrojenia i wyposażenia specjalnego </w:t>
+      </w:r>
+      <w:r>
+        <w:rPr>
+          <w:rFonts w:ascii="Times New Roman" w:hAnsi="Times New Roman" w:cs="Times New Roman"/>
+          <w:bCs/>
+        </w:rPr>
+        <w:t>KKOP</w:t>
+      </w:r>
+      <w:r>
+        <w:rPr>
+          <w:rFonts w:ascii="Times New Roman" w:hAnsi="Times New Roman" w:cs="Times New Roman"/>
+          <w:bCs/>
+        </w:rPr>
+        <w:t xml:space="preserve">; </w:t>
       </w:r>
     </w:p>
     <w:p>
@@ -1591,7 +2421,21 @@
           <w:rFonts w:ascii="Times New Roman" w:hAnsi="Times New Roman" w:cs="Times New Roman"/>
           <w:bCs/>
         </w:rPr>
-        <w:t xml:space="preserve">zasady etyki zawodowej i szczegółowy regulamin dyscyplinarny funkcjonariuszy KKB. </w:t>
+        <w:t xml:space="preserve">zasady etyki zawodowej i szczegółowy regulamin dyscyplinarny funkcjonariuszy </w:t>
+      </w:r>
+      <w:r>
+        <w:rPr>
+          <w:rFonts w:ascii="Times New Roman" w:hAnsi="Times New Roman" w:cs="Times New Roman"/>
+          <w:bCs/>
+        </w:rPr>
+        <w:t>KKOP</w:t>
+      </w:r>
+      <w:r>
+        <w:rPr>
+          <w:rFonts w:ascii="Times New Roman" w:hAnsi="Times New Roman" w:cs="Times New Roman"/>
+          <w:bCs/>
+        </w:rPr>
+        <w:t xml:space="preserve">. </w:t>
       </w:r>
     </w:p>
     <w:p>
@@ -1677,7 +2521,21 @@
           <w:rFonts w:ascii="Times New Roman" w:hAnsi="Times New Roman" w:cs="Times New Roman"/>
           <w:bCs/>
         </w:rPr>
-        <w:t xml:space="preserve">Funkcjonariusze KKB wykonują czynności operacyjno-rozpoznawcze, dochodzeniowo-śledcze oraz administracyjno-porządkowe wyłącznie w granicach i na zasadach określonych w ustawach i dekretach. </w:t>
+        <w:t xml:space="preserve">Funkcjonariusze </w:t>
+      </w:r>
+      <w:r>
+        <w:rPr>
+          <w:rFonts w:ascii="Times New Roman" w:hAnsi="Times New Roman" w:cs="Times New Roman"/>
+          <w:bCs/>
+        </w:rPr>
+        <w:t>KKOP</w:t>
+      </w:r>
+      <w:r>
+        <w:rPr>
+          <w:rFonts w:ascii="Times New Roman" w:hAnsi="Times New Roman" w:cs="Times New Roman"/>
+          <w:bCs/>
+        </w:rPr>
+        <w:t xml:space="preserve"> wykonują czynności operacyjno-rozpoznawcze, dochodzeniowo-śledcze oraz administracyjno-porządkowe wyłącznie w granicach i na zasadach określonych w ustawach i dekretach. </w:t>
       </w:r>
     </w:p>
     <w:p>
@@ -1725,7 +2583,21 @@
           <w:rFonts w:ascii="Times New Roman" w:hAnsi="Times New Roman" w:cs="Times New Roman"/>
           <w:bCs/>
         </w:rPr>
-        <w:t xml:space="preserve">Ograniczenia praw i wolności jednostki w toku czynności służbowych mogą być stosowane wyłącznie wtedy, gdy są one bezwzględnie konieczne w demokratycznym państwie prawnym dla ochrony bezpieczeństwa, porządku publicznego, życia lub zdrowia, z zachowaniem zasady proporcjonalności. </w:t>
+        <w:t xml:space="preserve">Ograniczenia praw i wolności jednostki w toku czynności służbowych mogą być stosowane wyłącznie wtedy, gdy są one bezwzględnie konieczne w demokratycznym państwie prawnym dla ochrony </w:t>
+      </w:r>
+      <w:r>
+        <w:rPr>
+          <w:rFonts w:ascii="Times New Roman" w:hAnsi="Times New Roman" w:cs="Times New Roman"/>
+          <w:bCs/>
+        </w:rPr>
+        <w:t>bezpieczeństwa</w:t>
+      </w:r>
+      <w:r>
+        <w:rPr>
+          <w:rFonts w:ascii="Times New Roman" w:hAnsi="Times New Roman" w:cs="Times New Roman"/>
+          <w:bCs/>
+        </w:rPr>
+        <w:t xml:space="preserve">, porządku publicznego, życia lub zdrowia, z zachowaniem zasady proporcjonalności. </w:t>
       </w:r>
     </w:p>
     <w:p>
@@ -1767,7 +2639,21 @@
           <w:rFonts w:ascii="Times New Roman" w:hAnsi="Times New Roman" w:cs="Times New Roman"/>
           <w:bCs/>
         </w:rPr>
-        <w:t>Funkcjonariusz KKB w toku wykonywania czynności służbowych ma prawo:</w:t>
+        <w:t xml:space="preserve">Funkcjonariusz </w:t>
+      </w:r>
+      <w:r>
+        <w:rPr>
+          <w:rFonts w:ascii="Times New Roman" w:hAnsi="Times New Roman" w:cs="Times New Roman"/>
+          <w:bCs/>
+        </w:rPr>
+        <w:t>KKOP</w:t>
+      </w:r>
+      <w:r>
+        <w:rPr>
+          <w:rFonts w:ascii="Times New Roman" w:hAnsi="Times New Roman" w:cs="Times New Roman"/>
+          <w:bCs/>
+        </w:rPr>
+        <w:t xml:space="preserve"> w toku wykonywania czynności służbowych ma prawo:</w:t>
       </w:r>
     </w:p>
     <w:p>
@@ -1815,7 +2701,21 @@
           <w:rFonts w:ascii="Times New Roman" w:hAnsi="Times New Roman" w:cs="Times New Roman"/>
           <w:bCs/>
         </w:rPr>
-        <w:t xml:space="preserve">wydawania osobom wiążących poleceń określonego zachowania się w granicach niezbędnych do wykonania czynności służbowych lub usunięcia bezpośredniego zagrożenia bezpieczeństwa; </w:t>
+        <w:t xml:space="preserve">wydawania osobom wiążących poleceń określonego zachowania się w granicach niezbędnych do wykonania czynności służbowych lub usunięcia bezpośredniego zagrożenia </w:t>
+      </w:r>
+      <w:r>
+        <w:rPr>
+          <w:rFonts w:ascii="Times New Roman" w:hAnsi="Times New Roman" w:cs="Times New Roman"/>
+          <w:bCs/>
+        </w:rPr>
+        <w:t>bezpieczeństwa</w:t>
+      </w:r>
+      <w:r>
+        <w:rPr>
+          <w:rFonts w:ascii="Times New Roman" w:hAnsi="Times New Roman" w:cs="Times New Roman"/>
+          <w:bCs/>
+        </w:rPr>
+        <w:t xml:space="preserve">; </w:t>
       </w:r>
     </w:p>
     <w:p>
@@ -1863,7 +2763,21 @@
           <w:rFonts w:ascii="Times New Roman" w:hAnsi="Times New Roman" w:cs="Times New Roman"/>
           <w:bCs/>
         </w:rPr>
-        <w:t xml:space="preserve">dokonywania kontroli osobistej, a także przeglądania zawartości bagaży i sprawdzania ładunków w środkach transportu lądowego, wodnego i powietrznego w razie uzasadnionego podejrzenia popełnienia przestępstwa koronnego lub bezpośredniego zagrożenia bezpieczeństwa powszechnego; </w:t>
+        <w:t xml:space="preserve">dokonywania kontroli osobistej, a także przeglądania zawartości bagaży i sprawdzania ładunków w środkach transportu lądowego, wodnego i powietrznego w razie uzasadnionego podejrzenia popełnienia przestępstwa koronnego lub bezpośredniego zagrożenia </w:t>
+      </w:r>
+      <w:r>
+        <w:rPr>
+          <w:rFonts w:ascii="Times New Roman" w:hAnsi="Times New Roman" w:cs="Times New Roman"/>
+          <w:bCs/>
+        </w:rPr>
+        <w:t>bezpieczeństwa</w:t>
+      </w:r>
+      <w:r>
+        <w:rPr>
+          <w:rFonts w:ascii="Times New Roman" w:hAnsi="Times New Roman" w:cs="Times New Roman"/>
+          <w:bCs/>
+        </w:rPr>
+        <w:t xml:space="preserve"> powszechnego; </w:t>
       </w:r>
     </w:p>
     <w:p>
@@ -1929,7 +2843,21 @@
           <w:rFonts w:ascii="Times New Roman" w:hAnsi="Times New Roman" w:cs="Times New Roman"/>
           <w:bCs/>
         </w:rPr>
-        <w:t>Funkcjonariusz KKB ma prawo zatrzymać osobę wyłącznie w przypadkach:</w:t>
+        <w:t xml:space="preserve">Funkcjonariusz </w:t>
+      </w:r>
+      <w:r>
+        <w:rPr>
+          <w:rFonts w:ascii="Times New Roman" w:hAnsi="Times New Roman" w:cs="Times New Roman"/>
+          <w:bCs/>
+        </w:rPr>
+        <w:t>KKOP</w:t>
+      </w:r>
+      <w:r>
+        <w:rPr>
+          <w:rFonts w:ascii="Times New Roman" w:hAnsi="Times New Roman" w:cs="Times New Roman"/>
+          <w:bCs/>
+        </w:rPr>
+        <w:t xml:space="preserve"> ma prawo zatrzymać osobę wyłącznie w przypadkach:</w:t>
       </w:r>
     </w:p>
     <w:p>
@@ -2042,7 +2970,6 @@
           <w:rFonts w:ascii="Times New Roman" w:hAnsi="Times New Roman" w:cs="Times New Roman"/>
           <w:bCs/>
         </w:rPr>
-        <w:lastRenderedPageBreak/>
         <w:t xml:space="preserve">2. </w:t>
       </w:r>
       <w:r>
@@ -2264,7 +3191,35 @@
           <w:rFonts w:ascii="Times New Roman" w:hAnsi="Times New Roman" w:cs="Times New Roman"/>
           <w:bCs/>
         </w:rPr>
-        <w:t xml:space="preserve">W wypadkach niecierpiących zwłoki, gdy zwłoka mogłaby spowodować zatarcie śladów lub zniszczenie dowodów, funkcjonariusz KKB może dokonać przeszukania na podstawie nakazu Komendanta Głównego KKB, właściwego komendanta regionalnego lub na podstawie legitymacji służbowej. </w:t>
+        <w:t xml:space="preserve">W wypadkach niecierpiących zwłoki, gdy zwłoka mogłaby spowodować zatarcie śladów lub zniszczenie dowodów, funkcjonariusz </w:t>
+      </w:r>
+      <w:r>
+        <w:rPr>
+          <w:rFonts w:ascii="Times New Roman" w:hAnsi="Times New Roman" w:cs="Times New Roman"/>
+          <w:bCs/>
+        </w:rPr>
+        <w:t>KKOP</w:t>
+      </w:r>
+      <w:r>
+        <w:rPr>
+          <w:rFonts w:ascii="Times New Roman" w:hAnsi="Times New Roman" w:cs="Times New Roman"/>
+          <w:bCs/>
+        </w:rPr>
+        <w:t xml:space="preserve"> może dokonać przeszukania na podstawie nakazu Komendanta Głównego </w:t>
+      </w:r>
+      <w:r>
+        <w:rPr>
+          <w:rFonts w:ascii="Times New Roman" w:hAnsi="Times New Roman" w:cs="Times New Roman"/>
+          <w:bCs/>
+        </w:rPr>
+        <w:t>KKOP</w:t>
+      </w:r>
+      <w:r>
+        <w:rPr>
+          <w:rFonts w:ascii="Times New Roman" w:hAnsi="Times New Roman" w:cs="Times New Roman"/>
+          <w:bCs/>
+        </w:rPr>
+        <w:t xml:space="preserve">, właściwego komendanta regionalnego lub na podstawie legitymacji służbowej. </w:t>
       </w:r>
     </w:p>
     <w:p>
@@ -2382,7 +3337,21 @@
           <w:rFonts w:ascii="Times New Roman" w:hAnsi="Times New Roman" w:cs="Times New Roman"/>
           <w:bCs/>
         </w:rPr>
-        <w:t>W przypadkach określonych w ustawie funkcjonariusz KKB może stosować środki przymusu bezpośredniego:</w:t>
+        <w:t xml:space="preserve">W przypadkach określonych w ustawie funkcjonariusz </w:t>
+      </w:r>
+      <w:r>
+        <w:rPr>
+          <w:rFonts w:ascii="Times New Roman" w:hAnsi="Times New Roman" w:cs="Times New Roman"/>
+          <w:bCs/>
+        </w:rPr>
+        <w:t>KKOP</w:t>
+      </w:r>
+      <w:r>
+        <w:rPr>
+          <w:rFonts w:ascii="Times New Roman" w:hAnsi="Times New Roman" w:cs="Times New Roman"/>
+          <w:bCs/>
+        </w:rPr>
+        <w:t xml:space="preserve"> może stosować środki przymusu bezpośredniego:</w:t>
       </w:r>
     </w:p>
     <w:p>
@@ -2567,7 +3536,6 @@
           <w:rFonts w:ascii="Times New Roman" w:hAnsi="Times New Roman" w:cs="Times New Roman"/>
           <w:bCs/>
         </w:rPr>
-        <w:lastRenderedPageBreak/>
         <w:t xml:space="preserve">3. </w:t>
       </w:r>
       <w:r>
@@ -2617,7 +3585,21 @@
           <w:rFonts w:ascii="Times New Roman" w:hAnsi="Times New Roman" w:cs="Times New Roman"/>
           <w:bCs/>
         </w:rPr>
-        <w:t xml:space="preserve">Funkcjonariusz KKB ma prawo użycia broni palnej wyłącznie w sytuacjach ostatecznych, gdy użycie środków przymusu bezpośredniego okazało się bezskuteczne lub jest niemożliwe z uwagi na charakter zagrożenia: </w:t>
+        <w:t xml:space="preserve">Funkcjonariusz </w:t>
+      </w:r>
+      <w:r>
+        <w:rPr>
+          <w:rFonts w:ascii="Times New Roman" w:hAnsi="Times New Roman" w:cs="Times New Roman"/>
+          <w:bCs/>
+        </w:rPr>
+        <w:t>KKOP</w:t>
+      </w:r>
+      <w:r>
+        <w:rPr>
+          <w:rFonts w:ascii="Times New Roman" w:hAnsi="Times New Roman" w:cs="Times New Roman"/>
+          <w:bCs/>
+        </w:rPr>
+        <w:t xml:space="preserve"> ma prawo użycia broni palnej wyłącznie w sytuacjach ostatecznych, gdy użycie środków przymusu bezpośredniego okazało się bezskuteczne lub jest niemożliwe z uwagi na charakter zagrożenia: </w:t>
       </w:r>
     </w:p>
     <w:p>
@@ -2761,7 +3743,35 @@
           <w:rFonts w:ascii="Times New Roman" w:hAnsi="Times New Roman" w:cs="Times New Roman"/>
           <w:bCs/>
         </w:rPr>
-        <w:t xml:space="preserve">Minister koronny właściwy do spraw wewnętrznych i bezpieczeństwa państwa określa, w drodze rozporządzenia, szczegółowe warunki, tryb oraz procedury dokumentowania użycia środków przymusu bezpośredniego i broni palnej przez funkcjonariuszy KKB. </w:t>
+        <w:t xml:space="preserve">Minister koronny właściwy do spraw wewnętrznych i </w:t>
+      </w:r>
+      <w:r>
+        <w:rPr>
+          <w:rFonts w:ascii="Times New Roman" w:hAnsi="Times New Roman" w:cs="Times New Roman"/>
+          <w:bCs/>
+        </w:rPr>
+        <w:t>bezpieczeństwa</w:t>
+      </w:r>
+      <w:r>
+        <w:rPr>
+          <w:rFonts w:ascii="Times New Roman" w:hAnsi="Times New Roman" w:cs="Times New Roman"/>
+          <w:bCs/>
+        </w:rPr>
+        <w:t xml:space="preserve"> państwa określa, w drodze rozporządzenia, szczegółowe warunki, tryb oraz procedury dokumentowania użycia środków przymusu bezpośredniego i broni palnej przez funkcjonariuszy </w:t>
+      </w:r>
+      <w:r>
+        <w:rPr>
+          <w:rFonts w:ascii="Times New Roman" w:hAnsi="Times New Roman" w:cs="Times New Roman"/>
+          <w:bCs/>
+        </w:rPr>
+        <w:t>KKOP</w:t>
+      </w:r>
+      <w:r>
+        <w:rPr>
+          <w:rFonts w:ascii="Times New Roman" w:hAnsi="Times New Roman" w:cs="Times New Roman"/>
+          <w:bCs/>
+        </w:rPr>
+        <w:t xml:space="preserve">. </w:t>
       </w:r>
     </w:p>
     <w:p>
@@ -2847,7 +3857,35 @@
           <w:rFonts w:ascii="Times New Roman" w:hAnsi="Times New Roman" w:cs="Times New Roman"/>
           <w:bCs/>
         </w:rPr>
-        <w:t xml:space="preserve">W indywidualnych sprawach z zakresu administracji publicznej należących do właściwości KKB, w szczególności dotyczących pozwoleń na broń i amunicję, licencji na prowadzenie działalności w zakresie ochrony osób i mienia oraz usług detektywistycznych, organem pierwszej instancji jest komendant regionalny KKB właściwy ze względu na miejsce zamieszkania lub siedzibę wnioskodawcy. </w:t>
+        <w:t xml:space="preserve">W indywidualnych sprawach z zakresu administracji publicznej należących do właściwości </w:t>
+      </w:r>
+      <w:r>
+        <w:rPr>
+          <w:rFonts w:ascii="Times New Roman" w:hAnsi="Times New Roman" w:cs="Times New Roman"/>
+          <w:bCs/>
+        </w:rPr>
+        <w:t>KKOP</w:t>
+      </w:r>
+      <w:r>
+        <w:rPr>
+          <w:rFonts w:ascii="Times New Roman" w:hAnsi="Times New Roman" w:cs="Times New Roman"/>
+          <w:bCs/>
+        </w:rPr>
+        <w:t xml:space="preserve">, w szczególności dotyczących pozwoleń na broń i amunicję, licencji na prowadzenie działalności w zakresie ochrony osób i mienia oraz usług detektywistycznych, organem pierwszej instancji jest komendant regionalny </w:t>
+      </w:r>
+      <w:r>
+        <w:rPr>
+          <w:rFonts w:ascii="Times New Roman" w:hAnsi="Times New Roman" w:cs="Times New Roman"/>
+          <w:bCs/>
+        </w:rPr>
+        <w:t>KKOP</w:t>
+      </w:r>
+      <w:r>
+        <w:rPr>
+          <w:rFonts w:ascii="Times New Roman" w:hAnsi="Times New Roman" w:cs="Times New Roman"/>
+          <w:bCs/>
+        </w:rPr>
+        <w:t xml:space="preserve"> właściwy ze względu na miejsce zamieszkania lub siedzibę wnioskodawcy. </w:t>
       </w:r>
     </w:p>
     <w:p>
@@ -2871,7 +3909,35 @@
           <w:rFonts w:ascii="Times New Roman" w:hAnsi="Times New Roman" w:cs="Times New Roman"/>
           <w:bCs/>
         </w:rPr>
-        <w:t xml:space="preserve">Organem odwoławczym od decyzji i postanowień wydanych przez komendanta regionalnego KKB w pierwszej instancji jest Komendant Główny KKB. </w:t>
+        <w:t xml:space="preserve">Organem odwoławczym od decyzji i postanowień wydanych przez komendanta regionalnego </w:t>
+      </w:r>
+      <w:r>
+        <w:rPr>
+          <w:rFonts w:ascii="Times New Roman" w:hAnsi="Times New Roman" w:cs="Times New Roman"/>
+          <w:bCs/>
+        </w:rPr>
+        <w:t>KKOP</w:t>
+      </w:r>
+      <w:r>
+        <w:rPr>
+          <w:rFonts w:ascii="Times New Roman" w:hAnsi="Times New Roman" w:cs="Times New Roman"/>
+          <w:bCs/>
+        </w:rPr>
+        <w:t xml:space="preserve"> w pierwszej instancji jest Komendant Główny </w:t>
+      </w:r>
+      <w:r>
+        <w:rPr>
+          <w:rFonts w:ascii="Times New Roman" w:hAnsi="Times New Roman" w:cs="Times New Roman"/>
+          <w:bCs/>
+        </w:rPr>
+        <w:t>KKOP</w:t>
+      </w:r>
+      <w:r>
+        <w:rPr>
+          <w:rFonts w:ascii="Times New Roman" w:hAnsi="Times New Roman" w:cs="Times New Roman"/>
+          <w:bCs/>
+        </w:rPr>
+        <w:t xml:space="preserve">. </w:t>
       </w:r>
     </w:p>
     <w:p>
@@ -2895,7 +3961,21 @@
           <w:rFonts w:ascii="Times New Roman" w:hAnsi="Times New Roman" w:cs="Times New Roman"/>
           <w:bCs/>
         </w:rPr>
-        <w:t xml:space="preserve">W sprawach, w których organem pierwszej instancji z mocy przepisów odrębnych jest Komendant Główny KKB, odwołanie nie przysługuje, jednakże stronie służy wniosek o ponowne rozpatrzenie sprawy. </w:t>
+        <w:t xml:space="preserve">W sprawach, w których organem pierwszej instancji z mocy przepisów odrębnych jest Komendant Główny </w:t>
+      </w:r>
+      <w:r>
+        <w:rPr>
+          <w:rFonts w:ascii="Times New Roman" w:hAnsi="Times New Roman" w:cs="Times New Roman"/>
+          <w:bCs/>
+        </w:rPr>
+        <w:t>KKOP</w:t>
+      </w:r>
+      <w:r>
+        <w:rPr>
+          <w:rFonts w:ascii="Times New Roman" w:hAnsi="Times New Roman" w:cs="Times New Roman"/>
+          <w:bCs/>
+        </w:rPr>
+        <w:t xml:space="preserve">, odwołanie nie przysługuje, jednakże stronie służy wniosek o ponowne rozpatrzenie sprawy. </w:t>
       </w:r>
     </w:p>
     <w:p>
@@ -2937,7 +4017,21 @@
           <w:rFonts w:ascii="Times New Roman" w:hAnsi="Times New Roman" w:cs="Times New Roman"/>
           <w:bCs/>
         </w:rPr>
-        <w:t xml:space="preserve">Do postępowań administracyjnych prowadzonych przez organy KKB stosuje się przepisy Koronnego Kodeksu Postępowania Administracyjnego. </w:t>
+        <w:t xml:space="preserve">Do postępowań administracyjnych prowadzonych przez organy </w:t>
+      </w:r>
+      <w:r>
+        <w:rPr>
+          <w:rFonts w:ascii="Times New Roman" w:hAnsi="Times New Roman" w:cs="Times New Roman"/>
+          <w:bCs/>
+        </w:rPr>
+        <w:t>KKOP</w:t>
+      </w:r>
+      <w:r>
+        <w:rPr>
+          <w:rFonts w:ascii="Times New Roman" w:hAnsi="Times New Roman" w:cs="Times New Roman"/>
+          <w:bCs/>
+        </w:rPr>
+        <w:t xml:space="preserve"> stosuje się przepisy Koronnego Kodeksu Postępowania Administracyjnego. </w:t>
       </w:r>
     </w:p>
     <w:p>
@@ -2978,7 +4072,6 @@
           <w:rFonts w:ascii="Times New Roman" w:hAnsi="Times New Roman" w:cs="Times New Roman"/>
           <w:bCs/>
         </w:rPr>
-        <w:lastRenderedPageBreak/>
         <w:t xml:space="preserve">3. </w:t>
       </w:r>
       <w:r>
@@ -2986,7 +4079,35 @@
           <w:rFonts w:ascii="Times New Roman" w:hAnsi="Times New Roman" w:cs="Times New Roman"/>
           <w:bCs/>
         </w:rPr>
-        <w:t xml:space="preserve">W sprawach niecierpiących zwłoki ze względu na bezpośrednie niebezpieczeństwo dla życia lub zdrowia ludzi albo bezpieczeństwa publicznego, dopuszcza się doręczenie decyzji ustnie lub przez funkcjonariuszy KKB, co wymaga niezwłocznego sporządzenia i doręczenia protokołu w formie elektronicznej. </w:t>
+        <w:t xml:space="preserve">W sprawach niecierpiących zwłoki ze względu na bezpośrednie niebezpieczeństwo dla życia lub zdrowia ludzi albo </w:t>
+      </w:r>
+      <w:r>
+        <w:rPr>
+          <w:rFonts w:ascii="Times New Roman" w:hAnsi="Times New Roman" w:cs="Times New Roman"/>
+          <w:bCs/>
+        </w:rPr>
+        <w:t>bezpieczeństwa</w:t>
+      </w:r>
+      <w:r>
+        <w:rPr>
+          <w:rFonts w:ascii="Times New Roman" w:hAnsi="Times New Roman" w:cs="Times New Roman"/>
+          <w:bCs/>
+        </w:rPr>
+        <w:t xml:space="preserve"> publicznego, dopuszcza się doręczenie decyzji ustnie lub przez funkcjonariuszy </w:t>
+      </w:r>
+      <w:r>
+        <w:rPr>
+          <w:rFonts w:ascii="Times New Roman" w:hAnsi="Times New Roman" w:cs="Times New Roman"/>
+          <w:bCs/>
+        </w:rPr>
+        <w:t>KKOP</w:t>
+      </w:r>
+      <w:r>
+        <w:rPr>
+          <w:rFonts w:ascii="Times New Roman" w:hAnsi="Times New Roman" w:cs="Times New Roman"/>
+          <w:bCs/>
+        </w:rPr>
+        <w:t xml:space="preserve">, co wymaga niezwłocznego sporządzenia i doręczenia protokołu w formie elektronicznej. </w:t>
       </w:r>
     </w:p>
     <w:p>
@@ -3072,7 +4193,28 @@
           <w:rFonts w:ascii="Times New Roman" w:hAnsi="Times New Roman" w:cs="Times New Roman"/>
           <w:bCs/>
         </w:rPr>
-        <w:t xml:space="preserve">KKB, realizując swoje zadania, ściśle współdziała z Biurem Bezpieczeństwa Krulestwa oraz Krulewską Organizacją Wywiadu. </w:t>
+        <w:t>KKOP</w:t>
+      </w:r>
+      <w:r>
+        <w:rPr>
+          <w:rFonts w:ascii="Times New Roman" w:hAnsi="Times New Roman" w:cs="Times New Roman"/>
+          <w:bCs/>
+        </w:rPr>
+        <w:t xml:space="preserve">, realizując swoje zadania, ściśle współdziała z Biurem </w:t>
+      </w:r>
+      <w:r>
+        <w:rPr>
+          <w:rFonts w:ascii="Times New Roman" w:hAnsi="Times New Roman" w:cs="Times New Roman"/>
+          <w:bCs/>
+        </w:rPr>
+        <w:t>Bezpieczeństwa</w:t>
+      </w:r>
+      <w:r>
+        <w:rPr>
+          <w:rFonts w:ascii="Times New Roman" w:hAnsi="Times New Roman" w:cs="Times New Roman"/>
+          <w:bCs/>
+        </w:rPr>
+        <w:t xml:space="preserve"> Krulestwa oraz Krulewską Organizacją Wywiadu. </w:t>
       </w:r>
     </w:p>
     <w:p>
@@ -3168,7 +4310,21 @@
           <w:rFonts w:ascii="Times New Roman" w:hAnsi="Times New Roman" w:cs="Times New Roman"/>
           <w:bCs/>
         </w:rPr>
-        <w:t xml:space="preserve">niezwłoczne przekazywanie Szefowi BBK spraw i materiałów dowodowych dotyczących bezpośredniego bezpieczeństwa Krula, Rodziny Krulewskiej lub przestępstw zdrady stanu; </w:t>
+        <w:t xml:space="preserve">niezwłoczne przekazywanie Szefowi BBK spraw i materiałów dowodowych dotyczących bezpośredniego </w:t>
+      </w:r>
+      <w:r>
+        <w:rPr>
+          <w:rFonts w:ascii="Times New Roman" w:hAnsi="Times New Roman" w:cs="Times New Roman"/>
+          <w:bCs/>
+        </w:rPr>
+        <w:t>bezpieczeństwa</w:t>
+      </w:r>
+      <w:r>
+        <w:rPr>
+          <w:rFonts w:ascii="Times New Roman" w:hAnsi="Times New Roman" w:cs="Times New Roman"/>
+          <w:bCs/>
+        </w:rPr>
+        <w:t xml:space="preserve"> Krula, Rodziny Krulewskiej lub przestępstw zdrady stanu; </w:t>
       </w:r>
     </w:p>
     <w:p>
@@ -3216,7 +4372,49 @@
           <w:rFonts w:ascii="Times New Roman" w:hAnsi="Times New Roman" w:cs="Times New Roman"/>
           <w:bCs/>
         </w:rPr>
-        <w:t xml:space="preserve">W wypadku zbiegu czynności operacyjnych KKB i służb specjalnych w tej samej sprawie, wiodącą rolę w zakresie bezpieczeństwa państwa obejmuje Biuro Bezpieczeństwa Krulestwa. </w:t>
+        <w:t xml:space="preserve">W wypadku zbiegu czynności operacyjnych </w:t>
+      </w:r>
+      <w:r>
+        <w:rPr>
+          <w:rFonts w:ascii="Times New Roman" w:hAnsi="Times New Roman" w:cs="Times New Roman"/>
+          <w:bCs/>
+        </w:rPr>
+        <w:t>KKOP</w:t>
+      </w:r>
+      <w:r>
+        <w:rPr>
+          <w:rFonts w:ascii="Times New Roman" w:hAnsi="Times New Roman" w:cs="Times New Roman"/>
+          <w:bCs/>
+        </w:rPr>
+        <w:t xml:space="preserve"> i służb specjalnych w tej samej sprawie, wiodącą rolę w zakresie </w:t>
+      </w:r>
+      <w:r>
+        <w:rPr>
+          <w:rFonts w:ascii="Times New Roman" w:hAnsi="Times New Roman" w:cs="Times New Roman"/>
+          <w:bCs/>
+        </w:rPr>
+        <w:t>bezpieczeństwa</w:t>
+      </w:r>
+      <w:r>
+        <w:rPr>
+          <w:rFonts w:ascii="Times New Roman" w:hAnsi="Times New Roman" w:cs="Times New Roman"/>
+          <w:bCs/>
+        </w:rPr>
+        <w:t xml:space="preserve"> państwa obejmuje Biuro </w:t>
+      </w:r>
+      <w:r>
+        <w:rPr>
+          <w:rFonts w:ascii="Times New Roman" w:hAnsi="Times New Roman" w:cs="Times New Roman"/>
+          <w:bCs/>
+        </w:rPr>
+        <w:t>Bezpieczeństwa</w:t>
+      </w:r>
+      <w:r>
+        <w:rPr>
+          <w:rFonts w:ascii="Times New Roman" w:hAnsi="Times New Roman" w:cs="Times New Roman"/>
+          <w:bCs/>
+        </w:rPr>
+        <w:t xml:space="preserve"> Krulestwa. </w:t>
       </w:r>
     </w:p>
     <w:p>
@@ -3265,7 +4463,14 @@
           <w:rFonts w:ascii="Times New Roman" w:hAnsi="Times New Roman" w:cs="Times New Roman"/>
           <w:bCs/>
         </w:rPr>
-        <w:t xml:space="preserve">KKB wykonuje czynności dochodzeniowo-śledcze oraz zapewnia asystę i ochronę fizyczną na pisemne polecenie Inkwizycji Koronnej w toku ścigania przestępstw koronnych i czynów godzących w prawo naturalne. </w:t>
+        <w:t>KKOP</w:t>
+      </w:r>
+      <w:r>
+        <w:rPr>
+          <w:rFonts w:ascii="Times New Roman" w:hAnsi="Times New Roman" w:cs="Times New Roman"/>
+          <w:bCs/>
+        </w:rPr>
+        <w:t xml:space="preserve"> wykonuje czynności dochodzeniowo-śledcze oraz zapewnia asystę i ochronę fizyczną na pisemne polecenie Inkwizycji Koronnej w toku ścigania przestępstw koronnych i czynów godzących w prawo naturalne. </w:t>
       </w:r>
     </w:p>
     <w:p>
@@ -3289,7 +4494,21 @@
           <w:rFonts w:ascii="Times New Roman" w:hAnsi="Times New Roman" w:cs="Times New Roman"/>
           <w:bCs/>
         </w:rPr>
-        <w:t xml:space="preserve">Funkcjonariusz KKB wykonujący czynności na polecenie Inkwizytora jest związany jego wytycznymi co do zakresu i kierunku prowadzonego postępowania dochodzeniowego. </w:t>
+        <w:t xml:space="preserve">Funkcjonariusz </w:t>
+      </w:r>
+      <w:r>
+        <w:rPr>
+          <w:rFonts w:ascii="Times New Roman" w:hAnsi="Times New Roman" w:cs="Times New Roman"/>
+          <w:bCs/>
+        </w:rPr>
+        <w:t>KKOP</w:t>
+      </w:r>
+      <w:r>
+        <w:rPr>
+          <w:rFonts w:ascii="Times New Roman" w:hAnsi="Times New Roman" w:cs="Times New Roman"/>
+          <w:bCs/>
+        </w:rPr>
+        <w:t xml:space="preserve"> wykonujący czynności na polecenie Inkwizytora jest związany jego wytycznymi co do zakresu i kierunku prowadzonego postępowania dochodzeniowego. </w:t>
       </w:r>
     </w:p>
     <w:p>
@@ -3331,7 +4550,14 @@
           <w:rFonts w:ascii="Times New Roman" w:hAnsi="Times New Roman" w:cs="Times New Roman"/>
           <w:bCs/>
         </w:rPr>
-        <w:t xml:space="preserve">KKB współpracuje z </w:t>
+        <w:t>KKOP</w:t>
+      </w:r>
+      <w:r>
+        <w:rPr>
+          <w:rFonts w:ascii="Times New Roman" w:hAnsi="Times New Roman" w:cs="Times New Roman"/>
+          <w:bCs/>
+        </w:rPr>
+        <w:t xml:space="preserve"> współpracuje z </w:t>
       </w:r>
       <w:r>
         <w:rPr>
@@ -3373,7 +4599,21 @@
           <w:rFonts w:ascii="Times New Roman" w:hAnsi="Times New Roman" w:cs="Times New Roman"/>
           <w:bCs/>
         </w:rPr>
-        <w:t xml:space="preserve">oraz organami samorządu terytorialnego w celu zapewnienia porządku i bezpieczeństwa publicznego. </w:t>
+        <w:t xml:space="preserve">oraz organami samorządu terytorialnego w celu zapewnienia porządku i </w:t>
+      </w:r>
+      <w:r>
+        <w:rPr>
+          <w:rFonts w:ascii="Times New Roman" w:hAnsi="Times New Roman" w:cs="Times New Roman"/>
+          <w:bCs/>
+        </w:rPr>
+        <w:t>bezpieczeństwa</w:t>
+      </w:r>
+      <w:r>
+        <w:rPr>
+          <w:rFonts w:ascii="Times New Roman" w:hAnsi="Times New Roman" w:cs="Times New Roman"/>
+          <w:bCs/>
+        </w:rPr>
+        <w:t xml:space="preserve"> publicznego. </w:t>
       </w:r>
     </w:p>
     <w:p>
@@ -3397,7 +4637,21 @@
           <w:rFonts w:ascii="Times New Roman" w:hAnsi="Times New Roman" w:cs="Times New Roman"/>
           <w:bCs/>
         </w:rPr>
-        <w:t xml:space="preserve">W przypadku wystąpienia masowych zamieszek, katastrof transregionalnych lub zagrożeń terrorystycznych przekraczających możliwości sił regionalnych, minister koronny właściwy do spraw wewnętrznych i bezpieczeństwa państwa może, po zasięgnięciu opinii </w:t>
+        <w:t xml:space="preserve">W przypadku wystąpienia masowych zamieszek, katastrof transregionalnych lub zagrożeń terrorystycznych przekraczających możliwości sił regionalnych, minister koronny właściwy do spraw wewnętrznych i </w:t>
+      </w:r>
+      <w:r>
+        <w:rPr>
+          <w:rFonts w:ascii="Times New Roman" w:hAnsi="Times New Roman" w:cs="Times New Roman"/>
+          <w:bCs/>
+        </w:rPr>
+        <w:t>bezpieczeństwa</w:t>
+      </w:r>
+      <w:r>
+        <w:rPr>
+          <w:rFonts w:ascii="Times New Roman" w:hAnsi="Times New Roman" w:cs="Times New Roman"/>
+          <w:bCs/>
+        </w:rPr>
+        <w:t xml:space="preserve"> państwa może, po zasięgnięciu opinii </w:t>
       </w:r>
       <w:r>
         <w:rPr>
@@ -3425,7 +4679,21 @@
           <w:rFonts w:ascii="Times New Roman" w:hAnsi="Times New Roman" w:cs="Times New Roman"/>
           <w:bCs/>
         </w:rPr>
-        <w:t xml:space="preserve">egionu, zarządzić czasowe operacyjne podporządkowanie formacji regionalnych właściwemu komendantowi regionalnemu KKB. </w:t>
+        <w:t xml:space="preserve">egionu, zarządzić czasowe operacyjne podporządkowanie formacji regionalnych właściwemu komendantowi regionalnemu </w:t>
+      </w:r>
+      <w:r>
+        <w:rPr>
+          <w:rFonts w:ascii="Times New Roman" w:hAnsi="Times New Roman" w:cs="Times New Roman"/>
+          <w:bCs/>
+        </w:rPr>
+        <w:t>KKOP</w:t>
+      </w:r>
+      <w:r>
+        <w:rPr>
+          <w:rFonts w:ascii="Times New Roman" w:hAnsi="Times New Roman" w:cs="Times New Roman"/>
+          <w:bCs/>
+        </w:rPr>
+        <w:t xml:space="preserve">. </w:t>
       </w:r>
     </w:p>
     <w:p>
@@ -3449,7 +4717,21 @@
           <w:rFonts w:ascii="Times New Roman" w:hAnsi="Times New Roman" w:cs="Times New Roman"/>
           <w:bCs/>
         </w:rPr>
-        <w:t xml:space="preserve">Koordynacja polityk bezpieczeństwa między formacjami koronnymi a regionalnymi następuje we współpracy z ministrem koronnym właściwym do spraw koordynacji i harmonizacji polityk regionalnych. </w:t>
+        <w:t xml:space="preserve">Koordynacja polityk </w:t>
+      </w:r>
+      <w:r>
+        <w:rPr>
+          <w:rFonts w:ascii="Times New Roman" w:hAnsi="Times New Roman" w:cs="Times New Roman"/>
+          <w:bCs/>
+        </w:rPr>
+        <w:t>bezpieczeństwa</w:t>
+      </w:r>
+      <w:r>
+        <w:rPr>
+          <w:rFonts w:ascii="Times New Roman" w:hAnsi="Times New Roman" w:cs="Times New Roman"/>
+          <w:bCs/>
+        </w:rPr>
+        <w:t xml:space="preserve"> między formacjami koronnymi a regionalnymi następuje we współpracy z ministrem koronnym właściwym do spraw koordynacji i harmonizacji polityk regionalnych. </w:t>
       </w:r>
     </w:p>
     <w:p>
@@ -3474,7 +4756,6 @@
         <w:rPr>
           <w:rFonts w:ascii="Times New Roman" w:hAnsi="Times New Roman" w:cs="Times New Roman"/>
         </w:rPr>
-        <w:lastRenderedPageBreak/>
         <w:t>ROZDZIAŁ 6</w:t>
       </w:r>
     </w:p>
@@ -3493,35 +4774,51 @@
           <w:b/>
           <w:bCs/>
         </w:rPr>
-        <w:t>SŁUŻBA W KORONNYM KORPUSIE BEZPIECZEŃSTWA I STATUS FUNKCJONARIUSZA</w:t>
-      </w:r>
-    </w:p>
-    <w:p>
-      <w:pPr>
-        <w:spacing w:after="0" w:line="360" w:lineRule="auto"/>
-        <w:jc w:val="both"/>
+        <w:t xml:space="preserve">SŁUŻBA W KORONNYM KORPUSIE </w:t>
+      </w:r>
+      <w:r>
         <w:rPr>
           <w:rFonts w:ascii="Times New Roman" w:hAnsi="Times New Roman" w:cs="Times New Roman"/>
           <w:b/>
           <w:bCs/>
         </w:rPr>
-      </w:pPr>
-    </w:p>
-    <w:p>
-      <w:pPr>
-        <w:spacing w:after="0" w:line="360" w:lineRule="auto"/>
-        <w:jc w:val="both"/>
-        <w:rPr>
-          <w:rFonts w:ascii="Times New Roman" w:hAnsi="Times New Roman" w:cs="Times New Roman"/>
-          <w:bCs/>
-        </w:rPr>
-      </w:pPr>
+        <w:t>OCHRONY PORZĄDKU</w:t>
+      </w:r>
       <w:r>
         <w:rPr>
           <w:rFonts w:ascii="Times New Roman" w:hAnsi="Times New Roman" w:cs="Times New Roman"/>
           <w:b/>
           <w:bCs/>
         </w:rPr>
+        <w:t xml:space="preserve"> I STATUS FUNKCJONARIUSZA</w:t>
+      </w:r>
+    </w:p>
+    <w:p>
+      <w:pPr>
+        <w:spacing w:after="0" w:line="360" w:lineRule="auto"/>
+        <w:jc w:val="both"/>
+        <w:rPr>
+          <w:rFonts w:ascii="Times New Roman" w:hAnsi="Times New Roman" w:cs="Times New Roman"/>
+          <w:b/>
+          <w:bCs/>
+        </w:rPr>
+      </w:pPr>
+    </w:p>
+    <w:p>
+      <w:pPr>
+        <w:spacing w:after="0" w:line="360" w:lineRule="auto"/>
+        <w:jc w:val="both"/>
+        <w:rPr>
+          <w:rFonts w:ascii="Times New Roman" w:hAnsi="Times New Roman" w:cs="Times New Roman"/>
+          <w:bCs/>
+        </w:rPr>
+      </w:pPr>
+      <w:r>
+        <w:rPr>
+          <w:rFonts w:ascii="Times New Roman" w:hAnsi="Times New Roman" w:cs="Times New Roman"/>
+          <w:b/>
+          <w:bCs/>
+        </w:rPr>
         <w:t>Art. 24.</w:t>
       </w:r>
       <w:r>
@@ -3536,7 +4833,21 @@
           <w:rFonts w:ascii="Times New Roman" w:hAnsi="Times New Roman" w:cs="Times New Roman"/>
           <w:bCs/>
         </w:rPr>
-        <w:t>Służbę w KKB może pełnić osoba, która:</w:t>
+        <w:t xml:space="preserve">Służbę w </w:t>
+      </w:r>
+      <w:r>
+        <w:rPr>
+          <w:rFonts w:ascii="Times New Roman" w:hAnsi="Times New Roman" w:cs="Times New Roman"/>
+          <w:bCs/>
+        </w:rPr>
+        <w:t>KKOP</w:t>
+      </w:r>
+      <w:r>
+        <w:rPr>
+          <w:rFonts w:ascii="Times New Roman" w:hAnsi="Times New Roman" w:cs="Times New Roman"/>
+          <w:bCs/>
+        </w:rPr>
+        <w:t xml:space="preserve"> może pełnić osoba, która:</w:t>
       </w:r>
     </w:p>
     <w:p>
@@ -3680,7 +4991,21 @@
           <w:rFonts w:ascii="Times New Roman" w:hAnsi="Times New Roman" w:cs="Times New Roman"/>
           <w:bCs/>
         </w:rPr>
-        <w:t xml:space="preserve">ukończyła z wynikiem pozytywnym szkolenie w Koronnej Akademii Bezpieczeństwa. </w:t>
+        <w:t xml:space="preserve">ukończyła z wynikiem pozytywnym szkolenie w Koronnej Akademii </w:t>
+      </w:r>
+      <w:r>
+        <w:rPr>
+          <w:rFonts w:ascii="Times New Roman" w:hAnsi="Times New Roman" w:cs="Times New Roman"/>
+          <w:bCs/>
+        </w:rPr>
+        <w:t>Bezpieczeństwa</w:t>
+      </w:r>
+      <w:r>
+        <w:rPr>
+          <w:rFonts w:ascii="Times New Roman" w:hAnsi="Times New Roman" w:cs="Times New Roman"/>
+          <w:bCs/>
+        </w:rPr>
+        <w:t xml:space="preserve">. </w:t>
       </w:r>
     </w:p>
     <w:p>
@@ -3790,7 +5115,21 @@
           <w:rFonts w:ascii="Times New Roman" w:hAnsi="Times New Roman" w:cs="Times New Roman"/>
           <w:bCs/>
         </w:rPr>
-        <w:t xml:space="preserve">Funkcjonariusz KKB podczas i w związku z pełnieniem obowiązków służbowych korzysta z ochrony prawnej przewidzianej dla funkcjonariuszy publicznych. </w:t>
+        <w:t xml:space="preserve">Funkcjonariusz </w:t>
+      </w:r>
+      <w:r>
+        <w:rPr>
+          <w:rFonts w:ascii="Times New Roman" w:hAnsi="Times New Roman" w:cs="Times New Roman"/>
+          <w:bCs/>
+        </w:rPr>
+        <w:t>KKOP</w:t>
+      </w:r>
+      <w:r>
+        <w:rPr>
+          <w:rFonts w:ascii="Times New Roman" w:hAnsi="Times New Roman" w:cs="Times New Roman"/>
+          <w:bCs/>
+        </w:rPr>
+        <w:t xml:space="preserve"> podczas i w związku z pełnieniem obowiązków służbowych korzysta z ochrony prawnej przewidzianej dla funkcjonariuszy publicznych. </w:t>
       </w:r>
     </w:p>
     <w:p>
@@ -3814,7 +5153,21 @@
           <w:rFonts w:ascii="Times New Roman" w:hAnsi="Times New Roman" w:cs="Times New Roman"/>
           <w:bCs/>
         </w:rPr>
-        <w:t>Funkcjonariusz KKB nie posiada immunitetu osobistego ani procesowego i podlega powszechnej odpowiedzialności karnej, cywilnej oraz dyscyplinarnej na zasadach ogólnych</w:t>
+        <w:t xml:space="preserve">Funkcjonariusz </w:t>
+      </w:r>
+      <w:r>
+        <w:rPr>
+          <w:rFonts w:ascii="Times New Roman" w:hAnsi="Times New Roman" w:cs="Times New Roman"/>
+          <w:bCs/>
+        </w:rPr>
+        <w:t>KKOP</w:t>
+      </w:r>
+      <w:r>
+        <w:rPr>
+          <w:rFonts w:ascii="Times New Roman" w:hAnsi="Times New Roman" w:cs="Times New Roman"/>
+          <w:bCs/>
+        </w:rPr>
+        <w:t xml:space="preserve"> nie posiada immunitetu osobistego ani procesowego i podlega powszechnej odpowiedzialności karnej, cywilnej oraz dyscyplinarnej na zasadach ogólnych</w:t>
       </w:r>
       <w:r>
         <w:rPr>
@@ -3845,7 +5198,21 @@
           <w:rFonts w:ascii="Times New Roman" w:hAnsi="Times New Roman" w:cs="Times New Roman"/>
           <w:bCs/>
         </w:rPr>
-        <w:t xml:space="preserve">O wszczęciu postępowania karnego przeciwko funkcjonariuszowi KKB właściwy organ procesowy niezwłocznie zawiadamia przełożonego dyscyplinarnego tego funkcjonariusza. </w:t>
+        <w:t xml:space="preserve">O wszczęciu postępowania karnego przeciwko funkcjonariuszowi </w:t>
+      </w:r>
+      <w:r>
+        <w:rPr>
+          <w:rFonts w:ascii="Times New Roman" w:hAnsi="Times New Roman" w:cs="Times New Roman"/>
+          <w:bCs/>
+        </w:rPr>
+        <w:t>KKOP</w:t>
+      </w:r>
+      <w:r>
+        <w:rPr>
+          <w:rFonts w:ascii="Times New Roman" w:hAnsi="Times New Roman" w:cs="Times New Roman"/>
+          <w:bCs/>
+        </w:rPr>
+        <w:t xml:space="preserve"> właściwy organ procesowy niezwłocznie zawiadamia przełożonego dyscyplinarnego tego funkcjonariusza. </w:t>
       </w:r>
     </w:p>
     <w:p>
@@ -3887,7 +5254,21 @@
           <w:rFonts w:ascii="Times New Roman" w:hAnsi="Times New Roman" w:cs="Times New Roman"/>
           <w:bCs/>
         </w:rPr>
-        <w:t xml:space="preserve">W KKB ustanawia się następujące korpusy i stopnie służbowe: </w:t>
+        <w:t xml:space="preserve">W </w:t>
+      </w:r>
+      <w:r>
+        <w:rPr>
+          <w:rFonts w:ascii="Times New Roman" w:hAnsi="Times New Roman" w:cs="Times New Roman"/>
+          <w:bCs/>
+        </w:rPr>
+        <w:t>KKOP</w:t>
+      </w:r>
+      <w:r>
+        <w:rPr>
+          <w:rFonts w:ascii="Times New Roman" w:hAnsi="Times New Roman" w:cs="Times New Roman"/>
+          <w:bCs/>
+        </w:rPr>
+        <w:t xml:space="preserve"> ustanawia się następujące korpusy i stopnie służbowe: </w:t>
       </w:r>
     </w:p>
     <w:p>
@@ -3908,37 +5289,85 @@
         <w:rPr>
           <w:rFonts w:ascii="Times New Roman" w:hAnsi="Times New Roman" w:cs="Times New Roman"/>
         </w:rPr>
-        <w:t>korpus szeregowych KKB:</w:t>
-      </w:r>
-    </w:p>
-    <w:p>
-      <w:pPr>
-        <w:spacing w:after="0" w:line="360" w:lineRule="auto"/>
-        <w:jc w:val="both"/>
-        <w:rPr>
-          <w:rFonts w:ascii="Times New Roman" w:hAnsi="Times New Roman" w:cs="Times New Roman"/>
-        </w:rPr>
-      </w:pPr>
-      <w:r>
-        <w:rPr>
-          <w:rFonts w:ascii="Times New Roman" w:hAnsi="Times New Roman" w:cs="Times New Roman"/>
-        </w:rPr>
-        <w:t>a) posterunkowy,</w:t>
-      </w:r>
-    </w:p>
-    <w:p>
-      <w:pPr>
-        <w:spacing w:after="0" w:line="360" w:lineRule="auto"/>
-        <w:jc w:val="both"/>
-        <w:rPr>
-          <w:rFonts w:ascii="Times New Roman" w:hAnsi="Times New Roman" w:cs="Times New Roman"/>
-        </w:rPr>
-      </w:pPr>
-      <w:r>
-        <w:rPr>
-          <w:rFonts w:ascii="Times New Roman" w:hAnsi="Times New Roman" w:cs="Times New Roman"/>
-        </w:rPr>
-        <w:t xml:space="preserve">b) starszy posterunkowy; </w:t>
+        <w:t xml:space="preserve">korpus szeregowych </w:t>
+      </w:r>
+      <w:r>
+        <w:rPr>
+          <w:rFonts w:ascii="Times New Roman" w:hAnsi="Times New Roman" w:cs="Times New Roman"/>
+        </w:rPr>
+        <w:t>KKOP</w:t>
+      </w:r>
+      <w:r>
+        <w:rPr>
+          <w:rFonts w:ascii="Times New Roman" w:hAnsi="Times New Roman" w:cs="Times New Roman"/>
+        </w:rPr>
+        <w:t>:</w:t>
+      </w:r>
+    </w:p>
+    <w:p>
+      <w:pPr>
+        <w:spacing w:after="0" w:line="360" w:lineRule="auto"/>
+        <w:jc w:val="both"/>
+        <w:rPr>
+          <w:rFonts w:ascii="Times New Roman" w:hAnsi="Times New Roman" w:cs="Times New Roman"/>
+        </w:rPr>
+      </w:pPr>
+      <w:r>
+        <w:rPr>
+          <w:rFonts w:ascii="Times New Roman" w:hAnsi="Times New Roman" w:cs="Times New Roman"/>
+        </w:rPr>
+        <w:t>a) posterunkowy</w:t>
+      </w:r>
+      <w:r>
+        <w:rPr>
+          <w:rFonts w:ascii="Times New Roman" w:hAnsi="Times New Roman" w:cs="Times New Roman"/>
+        </w:rPr>
+        <w:t xml:space="preserve"> KKOP</w:t>
+      </w:r>
+      <w:r>
+        <w:rPr>
+          <w:rFonts w:ascii="Times New Roman" w:hAnsi="Times New Roman" w:cs="Times New Roman"/>
+        </w:rPr>
+        <w:t>,</w:t>
+      </w:r>
+    </w:p>
+    <w:p>
+      <w:pPr>
+        <w:spacing w:after="0" w:line="360" w:lineRule="auto"/>
+        <w:jc w:val="both"/>
+        <w:rPr>
+          <w:rFonts w:ascii="Times New Roman" w:hAnsi="Times New Roman" w:cs="Times New Roman"/>
+        </w:rPr>
+      </w:pPr>
+      <w:r>
+        <w:rPr>
+          <w:rFonts w:ascii="Times New Roman" w:hAnsi="Times New Roman" w:cs="Times New Roman"/>
+        </w:rPr>
+        <w:t xml:space="preserve">b) </w:t>
+      </w:r>
+      <w:r>
+        <w:rPr>
+          <w:rFonts w:ascii="Times New Roman" w:hAnsi="Times New Roman" w:cs="Times New Roman"/>
+        </w:rPr>
+        <w:t>starszy posterunkowy</w:t>
+      </w:r>
+      <w:r>
+        <w:rPr>
+          <w:rFonts w:ascii="Times New Roman" w:hAnsi="Times New Roman" w:cs="Times New Roman"/>
+        </w:rPr>
+        <w:t xml:space="preserve"> </w:t>
+      </w:r>
+      <w:r>
+        <w:rPr>
+          <w:rFonts w:ascii="Times New Roman" w:hAnsi="Times New Roman" w:cs="Times New Roman"/>
+        </w:rPr>
+        <w:t>KKOP</w:t>
+      </w:r>
+      <w:r>
+        <w:rPr>
+          <w:rFonts w:ascii="Times New Roman" w:hAnsi="Times New Roman" w:cs="Times New Roman"/>
+        </w:rPr>
+        <w:t xml:space="preserve">; </w:t>
       </w:r>
     </w:p>
     <w:p>
@@ -3959,67 +5388,97 @@
         <w:rPr>
           <w:rFonts w:ascii="Times New Roman" w:hAnsi="Times New Roman" w:cs="Times New Roman"/>
         </w:rPr>
-        <w:t>korpus podoficerów KKB:</w:t>
-      </w:r>
-    </w:p>
-    <w:p>
-      <w:pPr>
-        <w:spacing w:after="0" w:line="360" w:lineRule="auto"/>
-        <w:jc w:val="both"/>
-        <w:rPr>
-          <w:rFonts w:ascii="Times New Roman" w:hAnsi="Times New Roman" w:cs="Times New Roman"/>
-        </w:rPr>
-      </w:pPr>
-      <w:r>
-        <w:rPr>
-          <w:rFonts w:ascii="Times New Roman" w:hAnsi="Times New Roman" w:cs="Times New Roman"/>
-        </w:rPr>
-        <w:t>a) kapral,</w:t>
-      </w:r>
-    </w:p>
-    <w:p>
-      <w:pPr>
-        <w:spacing w:after="0" w:line="360" w:lineRule="auto"/>
-        <w:jc w:val="both"/>
-        <w:rPr>
-          <w:rFonts w:ascii="Times New Roman" w:hAnsi="Times New Roman" w:cs="Times New Roman"/>
-        </w:rPr>
-      </w:pPr>
-      <w:r>
-        <w:rPr>
-          <w:rFonts w:ascii="Times New Roman" w:hAnsi="Times New Roman" w:cs="Times New Roman"/>
-        </w:rPr>
-        <w:t>b) sierżant,</w:t>
-      </w:r>
-    </w:p>
-    <w:p>
-      <w:pPr>
-        <w:spacing w:after="0" w:line="360" w:lineRule="auto"/>
-        <w:jc w:val="both"/>
-        <w:rPr>
-          <w:rFonts w:ascii="Times New Roman" w:hAnsi="Times New Roman" w:cs="Times New Roman"/>
-        </w:rPr>
-      </w:pPr>
-      <w:r>
-        <w:rPr>
-          <w:rFonts w:ascii="Times New Roman" w:hAnsi="Times New Roman" w:cs="Times New Roman"/>
-        </w:rPr>
-        <w:t>c) starszy sierżant,</w:t>
-      </w:r>
-    </w:p>
-    <w:p>
-      <w:pPr>
-        <w:spacing w:after="0" w:line="360" w:lineRule="auto"/>
-        <w:jc w:val="both"/>
-        <w:rPr>
-          <w:rFonts w:ascii="Times New Roman" w:hAnsi="Times New Roman" w:cs="Times New Roman"/>
-        </w:rPr>
-      </w:pPr>
-      <w:r>
-        <w:rPr>
-          <w:rFonts w:ascii="Times New Roman" w:hAnsi="Times New Roman" w:cs="Times New Roman"/>
-        </w:rPr>
-        <w:t xml:space="preserve">d) aspirant; </w:t>
+        <w:t xml:space="preserve">korpus podoficerów </w:t>
+      </w:r>
+      <w:r>
+        <w:rPr>
+          <w:rFonts w:ascii="Times New Roman" w:hAnsi="Times New Roman" w:cs="Times New Roman"/>
+        </w:rPr>
+        <w:t>KKOP</w:t>
+      </w:r>
+      <w:r>
+        <w:rPr>
+          <w:rFonts w:ascii="Times New Roman" w:hAnsi="Times New Roman" w:cs="Times New Roman"/>
+        </w:rPr>
+        <w:t>:</w:t>
+      </w:r>
+    </w:p>
+    <w:p>
+      <w:pPr>
+        <w:spacing w:after="0" w:line="360" w:lineRule="auto"/>
+        <w:jc w:val="both"/>
+        <w:rPr>
+          <w:rFonts w:ascii="Times New Roman" w:hAnsi="Times New Roman" w:cs="Times New Roman"/>
+        </w:rPr>
+      </w:pPr>
+      <w:r>
+        <w:rPr>
+          <w:rFonts w:ascii="Times New Roman" w:hAnsi="Times New Roman" w:cs="Times New Roman"/>
+        </w:rPr>
+        <w:t xml:space="preserve">a) </w:t>
+      </w:r>
+      <w:r>
+        <w:rPr>
+          <w:rFonts w:ascii="Times New Roman" w:hAnsi="Times New Roman" w:cs="Times New Roman"/>
+        </w:rPr>
+        <w:t>sierżant</w:t>
+      </w:r>
+      <w:r>
+        <w:rPr>
+          <w:rFonts w:ascii="Times New Roman" w:hAnsi="Times New Roman" w:cs="Times New Roman"/>
+        </w:rPr>
+        <w:t xml:space="preserve"> </w:t>
+      </w:r>
+      <w:r>
+        <w:rPr>
+          <w:rFonts w:ascii="Times New Roman" w:hAnsi="Times New Roman" w:cs="Times New Roman"/>
+        </w:rPr>
+        <w:t>KKOP</w:t>
+      </w:r>
+      <w:r>
+        <w:rPr>
+          <w:rFonts w:ascii="Times New Roman" w:hAnsi="Times New Roman" w:cs="Times New Roman"/>
+        </w:rPr>
+        <w:t>,</w:t>
+      </w:r>
+    </w:p>
+    <w:p>
+      <w:pPr>
+        <w:spacing w:after="0" w:line="360" w:lineRule="auto"/>
+        <w:jc w:val="both"/>
+        <w:rPr>
+          <w:rFonts w:ascii="Times New Roman" w:hAnsi="Times New Roman" w:cs="Times New Roman"/>
+        </w:rPr>
+      </w:pPr>
+      <w:r>
+        <w:rPr>
+          <w:rFonts w:ascii="Times New Roman" w:hAnsi="Times New Roman" w:cs="Times New Roman"/>
+        </w:rPr>
+        <w:t xml:space="preserve">b) </w:t>
+      </w:r>
+      <w:r>
+        <w:rPr>
+          <w:rFonts w:ascii="Times New Roman" w:hAnsi="Times New Roman" w:cs="Times New Roman"/>
+        </w:rPr>
+        <w:t>aspirant</w:t>
+      </w:r>
+      <w:r>
+        <w:rPr>
+          <w:rFonts w:ascii="Times New Roman" w:hAnsi="Times New Roman" w:cs="Times New Roman"/>
+        </w:rPr>
+        <w:t xml:space="preserve"> </w:t>
+      </w:r>
+      <w:r>
+        <w:rPr>
+          <w:rFonts w:ascii="Times New Roman" w:hAnsi="Times New Roman" w:cs="Times New Roman"/>
+        </w:rPr>
+        <w:t>KKOP</w:t>
+      </w:r>
+      <w:r>
+        <w:rPr>
+          <w:rFonts w:ascii="Times New Roman" w:hAnsi="Times New Roman" w:cs="Times New Roman"/>
+        </w:rPr>
+        <w:t>,</w:t>
       </w:r>
     </w:p>
     <w:p>
@@ -4040,134 +5499,136 @@
         <w:rPr>
           <w:rFonts w:ascii="Times New Roman" w:hAnsi="Times New Roman" w:cs="Times New Roman"/>
         </w:rPr>
-        <w:t>korpus oficerów młodszych i starszych KKB:</w:t>
-      </w:r>
-    </w:p>
-    <w:p>
-      <w:pPr>
-        <w:spacing w:after="0" w:line="360" w:lineRule="auto"/>
-        <w:jc w:val="both"/>
-        <w:rPr>
-          <w:rFonts w:ascii="Times New Roman" w:hAnsi="Times New Roman" w:cs="Times New Roman"/>
-        </w:rPr>
-      </w:pPr>
-      <w:r>
-        <w:rPr>
-          <w:rFonts w:ascii="Times New Roman" w:hAnsi="Times New Roman" w:cs="Times New Roman"/>
-        </w:rPr>
-        <w:t>a) podkomisarz,</w:t>
-      </w:r>
-    </w:p>
-    <w:p>
-      <w:pPr>
-        <w:spacing w:after="0" w:line="360" w:lineRule="auto"/>
-        <w:jc w:val="both"/>
-        <w:rPr>
-          <w:rFonts w:ascii="Times New Roman" w:hAnsi="Times New Roman" w:cs="Times New Roman"/>
-        </w:rPr>
-      </w:pPr>
-      <w:r>
-        <w:rPr>
-          <w:rFonts w:ascii="Times New Roman" w:hAnsi="Times New Roman" w:cs="Times New Roman"/>
-        </w:rPr>
-        <w:t>b) komisarz,</w:t>
-      </w:r>
-    </w:p>
-    <w:p>
-      <w:pPr>
-        <w:spacing w:after="0" w:line="360" w:lineRule="auto"/>
-        <w:jc w:val="both"/>
-        <w:rPr>
-          <w:rFonts w:ascii="Times New Roman" w:hAnsi="Times New Roman" w:cs="Times New Roman"/>
-        </w:rPr>
-      </w:pPr>
-      <w:r>
-        <w:rPr>
-          <w:rFonts w:ascii="Times New Roman" w:hAnsi="Times New Roman" w:cs="Times New Roman"/>
-        </w:rPr>
-        <w:t>c) nadkomisarz,</w:t>
-      </w:r>
-    </w:p>
-    <w:p>
-      <w:pPr>
-        <w:spacing w:after="0" w:line="360" w:lineRule="auto"/>
-        <w:jc w:val="both"/>
-        <w:rPr>
-          <w:rFonts w:ascii="Times New Roman" w:hAnsi="Times New Roman" w:cs="Times New Roman"/>
-        </w:rPr>
-      </w:pPr>
-      <w:r>
-        <w:rPr>
-          <w:rFonts w:ascii="Times New Roman" w:hAnsi="Times New Roman" w:cs="Times New Roman"/>
-        </w:rPr>
-        <w:t>d) inspektor,</w:t>
-      </w:r>
-    </w:p>
-    <w:p>
-      <w:pPr>
-        <w:spacing w:after="0" w:line="360" w:lineRule="auto"/>
-        <w:jc w:val="both"/>
-        <w:rPr>
-          <w:rFonts w:ascii="Times New Roman" w:hAnsi="Times New Roman" w:cs="Times New Roman"/>
-        </w:rPr>
-      </w:pPr>
-      <w:r>
-        <w:rPr>
-          <w:rFonts w:ascii="Times New Roman" w:hAnsi="Times New Roman" w:cs="Times New Roman"/>
-        </w:rPr>
-        <w:t xml:space="preserve">e) starszy inspektor; </w:t>
-      </w:r>
-    </w:p>
-    <w:p>
-      <w:pPr>
-        <w:spacing w:after="0" w:line="360" w:lineRule="auto"/>
-        <w:jc w:val="both"/>
-        <w:rPr>
-          <w:rFonts w:ascii="Times New Roman" w:hAnsi="Times New Roman" w:cs="Times New Roman"/>
-        </w:rPr>
-      </w:pPr>
-      <w:r>
-        <w:rPr>
-          <w:rFonts w:ascii="Times New Roman" w:hAnsi="Times New Roman" w:cs="Times New Roman"/>
-        </w:rPr>
-        <w:t xml:space="preserve">4) </w:t>
-      </w:r>
-      <w:r>
-        <w:rPr>
-          <w:rFonts w:ascii="Times New Roman" w:hAnsi="Times New Roman" w:cs="Times New Roman"/>
-        </w:rPr>
-        <w:t>korpus generałów KKB:</w:t>
-      </w:r>
-    </w:p>
-    <w:p>
-      <w:pPr>
-        <w:spacing w:after="0" w:line="360" w:lineRule="auto"/>
-        <w:jc w:val="both"/>
-        <w:rPr>
-          <w:rFonts w:ascii="Times New Roman" w:hAnsi="Times New Roman" w:cs="Times New Roman"/>
-        </w:rPr>
-      </w:pPr>
-      <w:r>
-        <w:rPr>
-          <w:rFonts w:ascii="Times New Roman" w:hAnsi="Times New Roman" w:cs="Times New Roman"/>
-        </w:rPr>
-        <w:lastRenderedPageBreak/>
-        <w:t>a) generał KKB,</w:t>
-      </w:r>
-    </w:p>
-    <w:p>
-      <w:pPr>
-        <w:spacing w:after="0" w:line="360" w:lineRule="auto"/>
-        <w:jc w:val="both"/>
-        <w:rPr>
-          <w:rFonts w:ascii="Times New Roman" w:hAnsi="Times New Roman" w:cs="Times New Roman"/>
-        </w:rPr>
-      </w:pPr>
-      <w:r>
-        <w:rPr>
-          <w:rFonts w:ascii="Times New Roman" w:hAnsi="Times New Roman" w:cs="Times New Roman"/>
-        </w:rPr>
-        <w:t xml:space="preserve">b) generał komendant KKB. </w:t>
+        <w:t xml:space="preserve">korpus oficerów </w:t>
+      </w:r>
+      <w:r>
+        <w:rPr>
+          <w:rFonts w:ascii="Times New Roman" w:hAnsi="Times New Roman" w:cs="Times New Roman"/>
+        </w:rPr>
+        <w:t>KKOP</w:t>
+      </w:r>
+      <w:r>
+        <w:rPr>
+          <w:rFonts w:ascii="Times New Roman" w:hAnsi="Times New Roman" w:cs="Times New Roman"/>
+        </w:rPr>
+        <w:t>:</w:t>
+      </w:r>
+    </w:p>
+    <w:p>
+      <w:pPr>
+        <w:spacing w:after="0" w:line="360" w:lineRule="auto"/>
+        <w:jc w:val="both"/>
+        <w:rPr>
+          <w:rFonts w:ascii="Times New Roman" w:hAnsi="Times New Roman" w:cs="Times New Roman"/>
+        </w:rPr>
+      </w:pPr>
+      <w:r>
+        <w:rPr>
+          <w:rFonts w:ascii="Times New Roman" w:hAnsi="Times New Roman" w:cs="Times New Roman"/>
+        </w:rPr>
+        <w:t>a</w:t>
+      </w:r>
+      <w:r>
+        <w:rPr>
+          <w:rFonts w:ascii="Times New Roman" w:hAnsi="Times New Roman" w:cs="Times New Roman"/>
+        </w:rPr>
+        <w:t xml:space="preserve">) </w:t>
+      </w:r>
+      <w:r>
+        <w:rPr>
+          <w:rFonts w:ascii="Times New Roman" w:hAnsi="Times New Roman" w:cs="Times New Roman"/>
+        </w:rPr>
+        <w:t>komisarz</w:t>
+      </w:r>
+      <w:r>
+        <w:rPr>
+          <w:rFonts w:ascii="Times New Roman" w:hAnsi="Times New Roman" w:cs="Times New Roman"/>
+        </w:rPr>
+        <w:t xml:space="preserve"> </w:t>
+      </w:r>
+      <w:r>
+        <w:rPr>
+          <w:rFonts w:ascii="Times New Roman" w:hAnsi="Times New Roman" w:cs="Times New Roman"/>
+        </w:rPr>
+        <w:t>KKOP</w:t>
+      </w:r>
+      <w:r>
+        <w:rPr>
+          <w:rFonts w:ascii="Times New Roman" w:hAnsi="Times New Roman" w:cs="Times New Roman"/>
+        </w:rPr>
+        <w:t>,</w:t>
+      </w:r>
+    </w:p>
+    <w:p>
+      <w:pPr>
+        <w:spacing w:after="0" w:line="360" w:lineRule="auto"/>
+        <w:jc w:val="both"/>
+        <w:rPr>
+          <w:rFonts w:ascii="Times New Roman" w:hAnsi="Times New Roman" w:cs="Times New Roman"/>
+        </w:rPr>
+      </w:pPr>
+      <w:r>
+        <w:rPr>
+          <w:rFonts w:ascii="Times New Roman" w:hAnsi="Times New Roman" w:cs="Times New Roman"/>
+        </w:rPr>
+        <w:t>b</w:t>
+      </w:r>
+      <w:r>
+        <w:rPr>
+          <w:rFonts w:ascii="Times New Roman" w:hAnsi="Times New Roman" w:cs="Times New Roman"/>
+        </w:rPr>
+        <w:t>) inspektor</w:t>
+      </w:r>
+      <w:r>
+        <w:rPr>
+          <w:rFonts w:ascii="Times New Roman" w:hAnsi="Times New Roman" w:cs="Times New Roman"/>
+        </w:rPr>
+        <w:t xml:space="preserve"> </w:t>
+      </w:r>
+      <w:r>
+        <w:rPr>
+          <w:rFonts w:ascii="Times New Roman" w:hAnsi="Times New Roman" w:cs="Times New Roman"/>
+        </w:rPr>
+        <w:t>KKOP</w:t>
+      </w:r>
+      <w:r>
+        <w:rPr>
+          <w:rFonts w:ascii="Times New Roman" w:hAnsi="Times New Roman" w:cs="Times New Roman"/>
+        </w:rPr>
+        <w:t>,</w:t>
+      </w:r>
+    </w:p>
+    <w:p>
+      <w:pPr>
+        <w:spacing w:after="0" w:line="360" w:lineRule="auto"/>
+        <w:jc w:val="both"/>
+        <w:rPr>
+          <w:rFonts w:ascii="Times New Roman" w:hAnsi="Times New Roman" w:cs="Times New Roman"/>
+        </w:rPr>
+      </w:pPr>
+      <w:r>
+        <w:rPr>
+          <w:rFonts w:ascii="Times New Roman" w:hAnsi="Times New Roman" w:cs="Times New Roman"/>
+        </w:rPr>
+        <w:t>c</w:t>
+      </w:r>
+      <w:r>
+        <w:rPr>
+          <w:rFonts w:ascii="Times New Roman" w:hAnsi="Times New Roman" w:cs="Times New Roman"/>
+        </w:rPr>
+        <w:t xml:space="preserve">) generał komendant </w:t>
+      </w:r>
+      <w:r>
+        <w:rPr>
+          <w:rFonts w:ascii="Times New Roman" w:hAnsi="Times New Roman" w:cs="Times New Roman"/>
+        </w:rPr>
+        <w:t>KKOP</w:t>
+      </w:r>
+      <w:r>
+        <w:rPr>
+          <w:rFonts w:ascii="Times New Roman" w:hAnsi="Times New Roman" w:cs="Times New Roman"/>
+        </w:rPr>
+        <w:t xml:space="preserve">. </w:t>
       </w:r>
     </w:p>
     <w:p>
@@ -4188,7 +5649,31 @@
         <w:rPr>
           <w:rFonts w:ascii="Times New Roman" w:hAnsi="Times New Roman" w:cs="Times New Roman"/>
         </w:rPr>
-        <w:t xml:space="preserve">Na stopnie w korpusie szeregowych i podoficerów mianuje właściwy komendant regionalny KKB lub Komendant Główny KKB. </w:t>
+        <w:t xml:space="preserve">Na stopnie w korpusie szeregowych i podoficerów mianuje właściwy komendant regionalny </w:t>
+      </w:r>
+      <w:r>
+        <w:rPr>
+          <w:rFonts w:ascii="Times New Roman" w:hAnsi="Times New Roman" w:cs="Times New Roman"/>
+        </w:rPr>
+        <w:t>KKOP</w:t>
+      </w:r>
+      <w:r>
+        <w:rPr>
+          <w:rFonts w:ascii="Times New Roman" w:hAnsi="Times New Roman" w:cs="Times New Roman"/>
+        </w:rPr>
+        <w:t xml:space="preserve"> lub Komendant Główny </w:t>
+      </w:r>
+      <w:r>
+        <w:rPr>
+          <w:rFonts w:ascii="Times New Roman" w:hAnsi="Times New Roman" w:cs="Times New Roman"/>
+        </w:rPr>
+        <w:t>KKOP</w:t>
+      </w:r>
+      <w:r>
+        <w:rPr>
+          <w:rFonts w:ascii="Times New Roman" w:hAnsi="Times New Roman" w:cs="Times New Roman"/>
+        </w:rPr>
+        <w:t xml:space="preserve">. </w:t>
       </w:r>
     </w:p>
     <w:p>
@@ -4212,7 +5697,7 @@
           <w:rFonts w:ascii="Times New Roman" w:hAnsi="Times New Roman" w:cs="Times New Roman"/>
           <w:bCs/>
         </w:rPr>
-        <w:t xml:space="preserve">Na stopnie w korpusie oficerów oraz generałów mianuje </w:t>
+        <w:t xml:space="preserve">Na stopnie w korpusie oficerów mianuje </w:t>
       </w:r>
       <w:r>
         <w:rPr>
@@ -4226,7 +5711,21 @@
           <w:rFonts w:ascii="Times New Roman" w:hAnsi="Times New Roman" w:cs="Times New Roman"/>
           <w:bCs/>
         </w:rPr>
-        <w:t xml:space="preserve"> na wniosek ministra koronnego właściwego do spraw wewnętrznych i bezpieczeństwa państwa. </w:t>
+        <w:t xml:space="preserve"> na wniosek ministra koronnego właściwego do spraw wewnętrznych i </w:t>
+      </w:r>
+      <w:r>
+        <w:rPr>
+          <w:rFonts w:ascii="Times New Roman" w:hAnsi="Times New Roman" w:cs="Times New Roman"/>
+          <w:bCs/>
+        </w:rPr>
+        <w:t>bezpieczeństwa</w:t>
+      </w:r>
+      <w:r>
+        <w:rPr>
+          <w:rFonts w:ascii="Times New Roman" w:hAnsi="Times New Roman" w:cs="Times New Roman"/>
+          <w:bCs/>
+        </w:rPr>
+        <w:t xml:space="preserve"> państwa. </w:t>
       </w:r>
     </w:p>
     <w:p>
@@ -4312,7 +5811,35 @@
           <w:rFonts w:ascii="Times New Roman" w:hAnsi="Times New Roman" w:cs="Times New Roman"/>
           <w:bCs/>
         </w:rPr>
-        <w:t xml:space="preserve">Z dniem wejścia w życie niniejszej ustawy Korpus Sił Porządku Państwa (KSPP) przekształca się w Koronny Korpus Bezpieczeństwa (KKB). </w:t>
+        <w:t xml:space="preserve">Z dniem wejścia w życie niniejszej ustawy Korpus Sił Porządku Państwa (KSPP) przekształca się w Koronny Korpus </w:t>
+      </w:r>
+      <w:r>
+        <w:rPr>
+          <w:rFonts w:ascii="Times New Roman" w:hAnsi="Times New Roman" w:cs="Times New Roman"/>
+          <w:bCs/>
+        </w:rPr>
+        <w:t>Ochrony Porządku</w:t>
+      </w:r>
+      <w:r>
+        <w:rPr>
+          <w:rFonts w:ascii="Times New Roman" w:hAnsi="Times New Roman" w:cs="Times New Roman"/>
+          <w:bCs/>
+        </w:rPr>
+        <w:t xml:space="preserve"> (</w:t>
+      </w:r>
+      <w:r>
+        <w:rPr>
+          <w:rFonts w:ascii="Times New Roman" w:hAnsi="Times New Roman" w:cs="Times New Roman"/>
+          <w:bCs/>
+        </w:rPr>
+        <w:t>KKOP</w:t>
+      </w:r>
+      <w:r>
+        <w:rPr>
+          <w:rFonts w:ascii="Times New Roman" w:hAnsi="Times New Roman" w:cs="Times New Roman"/>
+          <w:bCs/>
+        </w:rPr>
+        <w:t xml:space="preserve">). </w:t>
       </w:r>
     </w:p>
     <w:p>
@@ -4336,7 +5863,21 @@
           <w:rFonts w:ascii="Times New Roman" w:hAnsi="Times New Roman" w:cs="Times New Roman"/>
           <w:bCs/>
         </w:rPr>
-        <w:t xml:space="preserve">Mienie ruchome i nieruchome, infrastruktura, systemy teleinformatyczne, uzbrojenie oraz wszelkie środki budżetowe będące w dyspozycji KSPP stają się mieniem i zasobami KKB. </w:t>
+        <w:t xml:space="preserve">Mienie ruchome i nieruchome, infrastruktura, systemy teleinformatyczne, uzbrojenie oraz wszelkie środki budżetowe będące w dyspozycji KSPP stają się mieniem i zasobami </w:t>
+      </w:r>
+      <w:r>
+        <w:rPr>
+          <w:rFonts w:ascii="Times New Roman" w:hAnsi="Times New Roman" w:cs="Times New Roman"/>
+          <w:bCs/>
+        </w:rPr>
+        <w:t>KKOP</w:t>
+      </w:r>
+      <w:r>
+        <w:rPr>
+          <w:rFonts w:ascii="Times New Roman" w:hAnsi="Times New Roman" w:cs="Times New Roman"/>
+          <w:bCs/>
+        </w:rPr>
+        <w:t xml:space="preserve">. </w:t>
       </w:r>
     </w:p>
     <w:p>
@@ -4360,7 +5901,21 @@
           <w:rFonts w:ascii="Times New Roman" w:hAnsi="Times New Roman" w:cs="Times New Roman"/>
           <w:bCs/>
         </w:rPr>
-        <w:t xml:space="preserve">Funkcjonariusze i pracownicy cywilni dotychczasowego KSPP stają się funkcjonariuszami i pracownikami KKB, zachowując ciągłość służby i uprawnienia pracownicze. </w:t>
+        <w:t xml:space="preserve">Funkcjonariusze i pracownicy cywilni dotychczasowego KSPP stają się funkcjonariuszami i pracownikami </w:t>
+      </w:r>
+      <w:r>
+        <w:rPr>
+          <w:rFonts w:ascii="Times New Roman" w:hAnsi="Times New Roman" w:cs="Times New Roman"/>
+          <w:bCs/>
+        </w:rPr>
+        <w:t>KKOP</w:t>
+      </w:r>
+      <w:r>
+        <w:rPr>
+          <w:rFonts w:ascii="Times New Roman" w:hAnsi="Times New Roman" w:cs="Times New Roman"/>
+          <w:bCs/>
+        </w:rPr>
+        <w:t xml:space="preserve">, zachowując ciągłość służby i uprawnienia pracownicze. </w:t>
       </w:r>
     </w:p>
     <w:p>
@@ -4384,7 +5939,35 @@
           <w:rFonts w:ascii="Times New Roman" w:hAnsi="Times New Roman" w:cs="Times New Roman"/>
           <w:bCs/>
         </w:rPr>
-        <w:t xml:space="preserve">Stopnie służbowe uzyskane na podstawie dotychczasowych przepisów przelicza się na odpowiednie stopnie KKB określone w art. 26 niniejszej ustawy w drodze decyzji Komendanta Głównego KKB. </w:t>
+        <w:t xml:space="preserve">Stopnie służbowe uzyskane na podstawie dotychczasowych przepisów przelicza się na odpowiednie stopnie </w:t>
+      </w:r>
+      <w:r>
+        <w:rPr>
+          <w:rFonts w:ascii="Times New Roman" w:hAnsi="Times New Roman" w:cs="Times New Roman"/>
+          <w:bCs/>
+        </w:rPr>
+        <w:t>KKOP</w:t>
+      </w:r>
+      <w:r>
+        <w:rPr>
+          <w:rFonts w:ascii="Times New Roman" w:hAnsi="Times New Roman" w:cs="Times New Roman"/>
+          <w:bCs/>
+        </w:rPr>
+        <w:t xml:space="preserve"> określone w art. 26 niniejszej ustawy w drodze decyzji Komendanta Głównego </w:t>
+      </w:r>
+      <w:r>
+        <w:rPr>
+          <w:rFonts w:ascii="Times New Roman" w:hAnsi="Times New Roman" w:cs="Times New Roman"/>
+          <w:bCs/>
+        </w:rPr>
+        <w:t>KKOP</w:t>
+      </w:r>
+      <w:r>
+        <w:rPr>
+          <w:rFonts w:ascii="Times New Roman" w:hAnsi="Times New Roman" w:cs="Times New Roman"/>
+          <w:bCs/>
+        </w:rPr>
+        <w:t xml:space="preserve">. </w:t>
       </w:r>
     </w:p>
     <w:p>
@@ -4426,7 +6009,21 @@
           <w:rFonts w:ascii="Times New Roman" w:hAnsi="Times New Roman" w:cs="Times New Roman"/>
           <w:bCs/>
         </w:rPr>
-        <w:t xml:space="preserve">Dotychczasowe sprawy administracyjne, dochodzeniowo-śledcze oraz czynności kontrolne wszczęte i niezakończone przed dniem wejścia w życie niniejszej ustawy są prowadzone przez właściwe organy KKB na podstawie przepisów niniejszej ustawy oraz Koronnego Kodeksu Postępowania Administracyjnego. </w:t>
+        <w:t xml:space="preserve">Dotychczasowe sprawy administracyjne, dochodzeniowo-śledcze oraz czynności kontrolne wszczęte i niezakończone przed dniem wejścia w życie niniejszej ustawy są prowadzone przez właściwe organy </w:t>
+      </w:r>
+      <w:r>
+        <w:rPr>
+          <w:rFonts w:ascii="Times New Roman" w:hAnsi="Times New Roman" w:cs="Times New Roman"/>
+          <w:bCs/>
+        </w:rPr>
+        <w:t>KKOP</w:t>
+      </w:r>
+      <w:r>
+        <w:rPr>
+          <w:rFonts w:ascii="Times New Roman" w:hAnsi="Times New Roman" w:cs="Times New Roman"/>
+          <w:bCs/>
+        </w:rPr>
+        <w:t xml:space="preserve"> na podstawie przepisów niniejszej ustawy oraz Koronnego Kodeksu Postępowania Administracyjnego. </w:t>
       </w:r>
     </w:p>
     <w:p>
@@ -4604,7 +6201,7 @@
 </file>
 
 <file path=word/endnotes.xml><?xml version="1.0" encoding="utf-8"?>
-<w:endnotes xmlns:wpc="http://schemas.microsoft.com/office/word/2010/wordprocessingCanvas" xmlns:cx="http://schemas.microsoft.com/office/drawing/2014/chartex" xmlns:cx1="http://schemas.microsoft.com/office/drawing/2015/9/8/chartex" xmlns:cx2="http://schemas.microsoft.com/office/drawing/2015/10/21/chartex" xmlns:cx3="http://schemas.microsoft.com/office/drawing/2016/5/9/chartex" xmlns:cx4="http://schemas.microsoft.com/office/drawing/2016/5/10/chartex" xmlns:cx5="http://schemas.microsoft.com/office/drawing/2016/5/11/chartex" xmlns:cx6="http://schemas.microsoft.com/office/drawing/2016/5/12/chartex" xmlns:cx7="http://schemas.microsoft.com/office/drawing/2016/5/13/chartex" xmlns:cx8="http://schemas.microsoft.com/office/drawing/2016/5/14/chartex" xmlns:mc="http://schemas.openxmlformats.org/markup-compatibility/2006" xmlns:aink="http://schemas.microsoft.com/office/drawing/2016/ink" xmlns:am3d="http://schemas.microsoft.com/office/drawing/2017/model3d" xmlns:o="urn:schemas-microsoft-com:office:office" xmlns:oel="http://schemas.microsoft.com/office/2019/extlst" xmlns:r="http://schemas.openxmlformats.org/officeDocument/2006/relationships" xmlns:m="http://schemas.openxmlformats.org/officeDocument/2006/math" xmlns:v="urn:schemas-microsoft-com:vml" xmlns:wp14="http://schemas.microsoft.com/office/word/2010/wordprocessingDrawing" xmlns:wp="http://schemas.openxmlformats.org/drawingml/2006/wordprocessingDrawing" xmlns:w10="urn:schemas-microsoft-com:office:word" xmlns:w="http://schemas.openxmlformats.org/wordprocessingml/2006/main" xmlns:w14="http://schemas.microsoft.com/office/word/2010/wordml" xmlns:w15="http://schemas.microsoft.com/office/word/2012/wordml" xmlns:w16cex="http://schemas.microsoft.com/office/word/2018/wordml/cex" xmlns:w16cid="http://schemas.microsoft.com/office/word/2016/wordml/cid" xmlns:w16="http://schemas.microsoft.com/office/word/2018/wordml" xmlns:w16du="http://schemas.microsoft.com/office/word/2023/wordml/word16du" xmlns:w16sdtdh="http://schemas.microsoft.com/office/word/2020/wordml/sdtdatahash" xmlns:w16sdtfl="http://schemas.microsoft.com/office/word/2024/wordml/sdtformatlock" xmlns:w16se="http://schemas.microsoft.com/office/word/2015/wordml/symex" xmlns:wpg="http://schemas.microsoft.com/office/word/2010/wordprocessingGroup" xmlns:wpi="http://schemas.microsoft.com/office/word/2010/wordprocessingInk" xmlns:wne="http://schemas.microsoft.com/office/word/2006/wordml" xmlns:wps="http://schemas.microsoft.com/office/word/2010/wordprocessingShape" mc:Ignorable="w14 w15 w16se w16cid w16 w16cex w16sdtdh w16sdtfl w16du wp14">
+<w:endnotes xmlns:wpc="http://schemas.microsoft.com/office/word/2010/wordprocessingCanvas" xmlns:cx="http://schemas.microsoft.com/office/drawing/2014/chartex" xmlns:cx1="http://schemas.microsoft.com/office/drawing/2015/9/8/chartex" xmlns:cx2="http://schemas.microsoft.com/office/drawing/2015/10/21/chartex" xmlns:cx3="http://schemas.microsoft.com/office/drawing/2016/5/9/chartex" xmlns:cx4="http://schemas.microsoft.com/office/drawing/2016/5/10/chartex" xmlns:cx5="http://schemas.microsoft.com/office/drawing/2016/5/11/chartex" xmlns:cx6="http://schemas.microsoft.com/office/drawing/2016/5/12/chartex" xmlns:cx7="http://schemas.microsoft.com/office/drawing/2016/5/13/chartex" xmlns:cx8="http://schemas.microsoft.com/office/drawing/2016/5/14/chartex" xmlns:mc="http://schemas.openxmlformats.org/markup-compatibility/2006" xmlns:aink="http://schemas.microsoft.com/office/drawing/2016/ink" xmlns:am3d="http://schemas.microsoft.com/office/drawing/2017/model3d" xmlns:o="urn:schemas-microsoft-com:office:office" xmlns:oel="http://schemas.microsoft.com/office/2019/extlst" xmlns:r="http://schemas.openxmlformats.org/officeDocument/2006/relationships" xmlns:m="http://schemas.openxmlformats.org/officeDocument/2006/math" xmlns:v="urn:schemas-microsoft-com:vml" xmlns:wp14="http://schemas.microsoft.com/office/word/2010/wordprocessingDrawing" xmlns:wp="http://schemas.openxmlformats.org/drawingml/2006/wordprocessingDrawing" xmlns:w10="urn:schemas-microsoft-com:office:word" xmlns:w="http://schemas.openxmlformats.org/wordprocessingml/2006/main" xmlns:w14="http://schemas.microsoft.com/office/word/2010/wordml" xmlns:w15="http://schemas.microsoft.com/office/word/2012/wordml" xmlns:w16cei="http://schemas.microsoft.com/office/word/2026/wordml/cei" xmlns:w16cex="http://schemas.microsoft.com/office/word/2018/wordml/cex" xmlns:w16cid="http://schemas.microsoft.com/office/word/2016/wordml/cid" xmlns:w16="http://schemas.microsoft.com/office/word/2018/wordml" xmlns:w16du="http://schemas.microsoft.com/office/word/2023/wordml/word16du" xmlns:w16sdtdh="http://schemas.microsoft.com/office/word/2020/wordml/sdtdatahash" xmlns:w16sdtfl="http://schemas.microsoft.com/office/word/2024/wordml/sdtformatlock" xmlns:w16se="http://schemas.microsoft.com/office/word/2015/wordml/symex" xmlns:wpg="http://schemas.microsoft.com/office/word/2010/wordprocessingGroup" xmlns:wpi="http://schemas.microsoft.com/office/word/2010/wordprocessingInk" xmlns:wne="http://schemas.microsoft.com/office/word/2006/wordml" xmlns:wps="http://schemas.microsoft.com/office/word/2010/wordprocessingShape" mc:Ignorable="w14 w15 w16se w16cid w16 w16cex w16sdtdh w16sdtfl w16du wp14">
   <w:endnote w:type="separator" w:id="-1">
     <w:p>
       <w:pPr>
@@ -4629,7 +6226,7 @@
 </file>
 
 <file path=word/footer1.xml><?xml version="1.0" encoding="utf-8"?>
-<w:ftr xmlns:wpc="http://schemas.microsoft.com/office/word/2010/wordprocessingCanvas" xmlns:cx="http://schemas.microsoft.com/office/drawing/2014/chartex" xmlns:cx1="http://schemas.microsoft.com/office/drawing/2015/9/8/chartex" xmlns:cx2="http://schemas.microsoft.com/office/drawing/2015/10/21/chartex" xmlns:cx3="http://schemas.microsoft.com/office/drawing/2016/5/9/chartex" xmlns:cx4="http://schemas.microsoft.com/office/drawing/2016/5/10/chartex" xmlns:cx5="http://schemas.microsoft.com/office/drawing/2016/5/11/chartex" xmlns:cx6="http://schemas.microsoft.com/office/drawing/2016/5/12/chartex" xmlns:cx7="http://schemas.microsoft.com/office/drawing/2016/5/13/chartex" xmlns:cx8="http://schemas.microsoft.com/office/drawing/2016/5/14/chartex" xmlns:mc="http://schemas.openxmlformats.org/markup-compatibility/2006" xmlns:aink="http://schemas.microsoft.com/office/drawing/2016/ink" xmlns:am3d="http://schemas.microsoft.com/office/drawing/2017/model3d" xmlns:o="urn:schemas-microsoft-com:office:office" xmlns:oel="http://schemas.microsoft.com/office/2019/extlst" xmlns:r="http://schemas.openxmlformats.org/officeDocument/2006/relationships" xmlns:m="http://schemas.openxmlformats.org/officeDocument/2006/math" xmlns:v="urn:schemas-microsoft-com:vml" xmlns:wp14="http://schemas.microsoft.com/office/word/2010/wordprocessingDrawing" xmlns:wp="http://schemas.openxmlformats.org/drawingml/2006/wordprocessingDrawing" xmlns:w10="urn:schemas-microsoft-com:office:word" xmlns:w="http://schemas.openxmlformats.org/wordprocessingml/2006/main" xmlns:w14="http://schemas.microsoft.com/office/word/2010/wordml" xmlns:w15="http://schemas.microsoft.com/office/word/2012/wordml" xmlns:w16cex="http://schemas.microsoft.com/office/word/2018/wordml/cex" xmlns:w16cid="http://schemas.microsoft.com/office/word/2016/wordml/cid" xmlns:w16="http://schemas.microsoft.com/office/word/2018/wordml" xmlns:w16du="http://schemas.microsoft.com/office/word/2023/wordml/word16du" xmlns:w16sdtdh="http://schemas.microsoft.com/office/word/2020/wordml/sdtdatahash" xmlns:w16sdtfl="http://schemas.microsoft.com/office/word/2024/wordml/sdtformatlock" xmlns:w16se="http://schemas.microsoft.com/office/word/2015/wordml/symex" xmlns:wpg="http://schemas.microsoft.com/office/word/2010/wordprocessingGroup" xmlns:wpi="http://schemas.microsoft.com/office/word/2010/wordprocessingInk" xmlns:wne="http://schemas.microsoft.com/office/word/2006/wordml" xmlns:wps="http://schemas.microsoft.com/office/word/2010/wordprocessingShape" mc:Ignorable="w14 w15 w16se w16cid w16 w16cex w16sdtdh w16sdtfl w16du wp14">
+<w:ftr xmlns:wpc="http://schemas.microsoft.com/office/word/2010/wordprocessingCanvas" xmlns:cx="http://schemas.microsoft.com/office/drawing/2014/chartex" xmlns:cx1="http://schemas.microsoft.com/office/drawing/2015/9/8/chartex" xmlns:cx2="http://schemas.microsoft.com/office/drawing/2015/10/21/chartex" xmlns:cx3="http://schemas.microsoft.com/office/drawing/2016/5/9/chartex" xmlns:cx4="http://schemas.microsoft.com/office/drawing/2016/5/10/chartex" xmlns:cx5="http://schemas.microsoft.com/office/drawing/2016/5/11/chartex" xmlns:cx6="http://schemas.microsoft.com/office/drawing/2016/5/12/chartex" xmlns:cx7="http://schemas.microsoft.com/office/drawing/2016/5/13/chartex" xmlns:cx8="http://schemas.microsoft.com/office/drawing/2016/5/14/chartex" xmlns:mc="http://schemas.openxmlformats.org/markup-compatibility/2006" xmlns:aink="http://schemas.microsoft.com/office/drawing/2016/ink" xmlns:am3d="http://schemas.microsoft.com/office/drawing/2017/model3d" xmlns:o="urn:schemas-microsoft-com:office:office" xmlns:oel="http://schemas.microsoft.com/office/2019/extlst" xmlns:r="http://schemas.openxmlformats.org/officeDocument/2006/relationships" xmlns:m="http://schemas.openxmlformats.org/officeDocument/2006/math" xmlns:v="urn:schemas-microsoft-com:vml" xmlns:wp14="http://schemas.microsoft.com/office/word/2010/wordprocessingDrawing" xmlns:wp="http://schemas.openxmlformats.org/drawingml/2006/wordprocessingDrawing" xmlns:w10="urn:schemas-microsoft-com:office:word" xmlns:w="http://schemas.openxmlformats.org/wordprocessingml/2006/main" xmlns:w14="http://schemas.microsoft.com/office/word/2010/wordml" xmlns:w15="http://schemas.microsoft.com/office/word/2012/wordml" xmlns:w16cei="http://schemas.microsoft.com/office/word/2026/wordml/cei" xmlns:w16cex="http://schemas.microsoft.com/office/word/2018/wordml/cex" xmlns:w16cid="http://schemas.microsoft.com/office/word/2016/wordml/cid" xmlns:w16="http://schemas.microsoft.com/office/word/2018/wordml" xmlns:w16du="http://schemas.microsoft.com/office/word/2023/wordml/word16du" xmlns:w16sdtdh="http://schemas.microsoft.com/office/word/2020/wordml/sdtdatahash" xmlns:w16sdtfl="http://schemas.microsoft.com/office/word/2024/wordml/sdtformatlock" xmlns:w16se="http://schemas.microsoft.com/office/word/2015/wordml/symex" xmlns:wpg="http://schemas.microsoft.com/office/word/2010/wordprocessingGroup" xmlns:wpi="http://schemas.microsoft.com/office/word/2010/wordprocessingInk" xmlns:wne="http://schemas.microsoft.com/office/word/2006/wordml" xmlns:wps="http://schemas.microsoft.com/office/word/2010/wordprocessingShape" mc:Ignorable="w14 w15 w16se w16cid w16 w16cex w16sdtdh w16sdtfl w16du wp14">
   <w:sdt>
     <w:sdtPr>
       <w:rPr>
@@ -4643,6 +6240,7 @@
         <w:docPartUnique/>
       </w:docPartObj>
     </w:sdtPr>
+    <w:sdtEndPr/>
     <w:sdtContent>
       <w:sdt>
         <w:sdtPr>
@@ -4657,6 +6255,7 @@
             <w:docPartUnique/>
           </w:docPartObj>
         </w:sdtPr>
+        <w:sdtEndPr/>
         <w:sdtContent>
           <w:p>
             <w:pPr>
@@ -4798,7 +6397,7 @@
 </file>
 
 <file path=word/footer2.xml><?xml version="1.0" encoding="utf-8"?>
-<w:ftr xmlns:wpc="http://schemas.microsoft.com/office/word/2010/wordprocessingCanvas" xmlns:cx="http://schemas.microsoft.com/office/drawing/2014/chartex" xmlns:cx1="http://schemas.microsoft.com/office/drawing/2015/9/8/chartex" xmlns:cx2="http://schemas.microsoft.com/office/drawing/2015/10/21/chartex" xmlns:cx3="http://schemas.microsoft.com/office/drawing/2016/5/9/chartex" xmlns:cx4="http://schemas.microsoft.com/office/drawing/2016/5/10/chartex" xmlns:cx5="http://schemas.microsoft.com/office/drawing/2016/5/11/chartex" xmlns:cx6="http://schemas.microsoft.com/office/drawing/2016/5/12/chartex" xmlns:cx7="http://schemas.microsoft.com/office/drawing/2016/5/13/chartex" xmlns:cx8="http://schemas.microsoft.com/office/drawing/2016/5/14/chartex" xmlns:mc="http://schemas.openxmlformats.org/markup-compatibility/2006" xmlns:aink="http://schemas.microsoft.com/office/drawing/2016/ink" xmlns:am3d="http://schemas.microsoft.com/office/drawing/2017/model3d" xmlns:o="urn:schemas-microsoft-com:office:office" xmlns:oel="http://schemas.microsoft.com/office/2019/extlst" xmlns:r="http://schemas.openxmlformats.org/officeDocument/2006/relationships" xmlns:m="http://schemas.openxmlformats.org/officeDocument/2006/math" xmlns:v="urn:schemas-microsoft-com:vml" xmlns:wp14="http://schemas.microsoft.com/office/word/2010/wordprocessingDrawing" xmlns:wp="http://schemas.openxmlformats.org/drawingml/2006/wordprocessingDrawing" xmlns:w10="urn:schemas-microsoft-com:office:word" xmlns:w="http://schemas.openxmlformats.org/wordprocessingml/2006/main" xmlns:w14="http://schemas.microsoft.com/office/word/2010/wordml" xmlns:w15="http://schemas.microsoft.com/office/word/2012/wordml" xmlns:w16cex="http://schemas.microsoft.com/office/word/2018/wordml/cex" xmlns:w16cid="http://schemas.microsoft.com/office/word/2016/wordml/cid" xmlns:w16="http://schemas.microsoft.com/office/word/2018/wordml" xmlns:w16du="http://schemas.microsoft.com/office/word/2023/wordml/word16du" xmlns:w16sdtdh="http://schemas.microsoft.com/office/word/2020/wordml/sdtdatahash" xmlns:w16sdtfl="http://schemas.microsoft.com/office/word/2024/wordml/sdtformatlock" xmlns:w16se="http://schemas.microsoft.com/office/word/2015/wordml/symex" xmlns:wpg="http://schemas.microsoft.com/office/word/2010/wordprocessingGroup" xmlns:wpi="http://schemas.microsoft.com/office/word/2010/wordprocessingInk" xmlns:wne="http://schemas.microsoft.com/office/word/2006/wordml" xmlns:wps="http://schemas.microsoft.com/office/word/2010/wordprocessingShape" mc:Ignorable="w14 w15 w16se w16cid w16 w16cex w16sdtdh w16sdtfl w16du wp14">
+<w:ftr xmlns:wpc="http://schemas.microsoft.com/office/word/2010/wordprocessingCanvas" xmlns:cx="http://schemas.microsoft.com/office/drawing/2014/chartex" xmlns:cx1="http://schemas.microsoft.com/office/drawing/2015/9/8/chartex" xmlns:cx2="http://schemas.microsoft.com/office/drawing/2015/10/21/chartex" xmlns:cx3="http://schemas.microsoft.com/office/drawing/2016/5/9/chartex" xmlns:cx4="http://schemas.microsoft.com/office/drawing/2016/5/10/chartex" xmlns:cx5="http://schemas.microsoft.com/office/drawing/2016/5/11/chartex" xmlns:cx6="http://schemas.microsoft.com/office/drawing/2016/5/12/chartex" xmlns:cx7="http://schemas.microsoft.com/office/drawing/2016/5/13/chartex" xmlns:cx8="http://schemas.microsoft.com/office/drawing/2016/5/14/chartex" xmlns:mc="http://schemas.openxmlformats.org/markup-compatibility/2006" xmlns:aink="http://schemas.microsoft.com/office/drawing/2016/ink" xmlns:am3d="http://schemas.microsoft.com/office/drawing/2017/model3d" xmlns:o="urn:schemas-microsoft-com:office:office" xmlns:oel="http://schemas.microsoft.com/office/2019/extlst" xmlns:r="http://schemas.openxmlformats.org/officeDocument/2006/relationships" xmlns:m="http://schemas.openxmlformats.org/officeDocument/2006/math" xmlns:v="urn:schemas-microsoft-com:vml" xmlns:wp14="http://schemas.microsoft.com/office/word/2010/wordprocessingDrawing" xmlns:wp="http://schemas.openxmlformats.org/drawingml/2006/wordprocessingDrawing" xmlns:w10="urn:schemas-microsoft-com:office:word" xmlns:w="http://schemas.openxmlformats.org/wordprocessingml/2006/main" xmlns:w14="http://schemas.microsoft.com/office/word/2010/wordml" xmlns:w15="http://schemas.microsoft.com/office/word/2012/wordml" xmlns:w16cei="http://schemas.microsoft.com/office/word/2026/wordml/cei" xmlns:w16cex="http://schemas.microsoft.com/office/word/2018/wordml/cex" xmlns:w16cid="http://schemas.microsoft.com/office/word/2016/wordml/cid" xmlns:w16="http://schemas.microsoft.com/office/word/2018/wordml" xmlns:w16du="http://schemas.microsoft.com/office/word/2023/wordml/word16du" xmlns:w16sdtdh="http://schemas.microsoft.com/office/word/2020/wordml/sdtdatahash" xmlns:w16sdtfl="http://schemas.microsoft.com/office/word/2024/wordml/sdtformatlock" xmlns:w16se="http://schemas.microsoft.com/office/word/2015/wordml/symex" xmlns:wpg="http://schemas.microsoft.com/office/word/2010/wordprocessingGroup" xmlns:wpi="http://schemas.microsoft.com/office/word/2010/wordprocessingInk" xmlns:wne="http://schemas.microsoft.com/office/word/2006/wordml" xmlns:wps="http://schemas.microsoft.com/office/word/2010/wordprocessingShape" mc:Ignorable="w14 w15 w16se w16cid w16 w16cex w16sdtdh w16sdtfl w16du wp14">
   <w:sdt>
     <w:sdtPr>
       <w:rPr>
@@ -4812,6 +6411,7 @@
         <w:docPartUnique/>
       </w:docPartObj>
     </w:sdtPr>
+    <w:sdtEndPr/>
     <w:sdtContent>
       <w:sdt>
         <w:sdtPr>
@@ -4826,6 +6426,7 @@
             <w:docPartUnique/>
           </w:docPartObj>
         </w:sdtPr>
+        <w:sdtEndPr/>
         <w:sdtContent>
           <w:p>
             <w:pPr>
@@ -4967,7 +6568,7 @@
 </file>
 
 <file path=word/footnotes.xml><?xml version="1.0" encoding="utf-8"?>
-<w:footnotes xmlns:wpc="http://schemas.microsoft.com/office/word/2010/wordprocessingCanvas" xmlns:cx="http://schemas.microsoft.com/office/drawing/2014/chartex" xmlns:cx1="http://schemas.microsoft.com/office/drawing/2015/9/8/chartex" xmlns:cx2="http://schemas.microsoft.com/office/drawing/2015/10/21/chartex" xmlns:cx3="http://schemas.microsoft.com/office/drawing/2016/5/9/chartex" xmlns:cx4="http://schemas.microsoft.com/office/drawing/2016/5/10/chartex" xmlns:cx5="http://schemas.microsoft.com/office/drawing/2016/5/11/chartex" xmlns:cx6="http://schemas.microsoft.com/office/drawing/2016/5/12/chartex" xmlns:cx7="http://schemas.microsoft.com/office/drawing/2016/5/13/chartex" xmlns:cx8="http://schemas.microsoft.com/office/drawing/2016/5/14/chartex" xmlns:mc="http://schemas.openxmlformats.org/markup-compatibility/2006" xmlns:aink="http://schemas.microsoft.com/office/drawing/2016/ink" xmlns:am3d="http://schemas.microsoft.com/office/drawing/2017/model3d" xmlns:o="urn:schemas-microsoft-com:office:office" xmlns:oel="http://schemas.microsoft.com/office/2019/extlst" xmlns:r="http://schemas.openxmlformats.org/officeDocument/2006/relationships" xmlns:m="http://schemas.openxmlformats.org/officeDocument/2006/math" xmlns:v="urn:schemas-microsoft-com:vml" xmlns:wp14="http://schemas.microsoft.com/office/word/2010/wordprocessingDrawing" xmlns:wp="http://schemas.openxmlformats.org/drawingml/2006/wordprocessingDrawing" xmlns:w10="urn:schemas-microsoft-com:office:word" xmlns:w="http://schemas.openxmlformats.org/wordprocessingml/2006/main" xmlns:w14="http://schemas.microsoft.com/office/word/2010/wordml" xmlns:w15="http://schemas.microsoft.com/office/word/2012/wordml" xmlns:w16cex="http://schemas.microsoft.com/office/word/2018/wordml/cex" xmlns:w16cid="http://schemas.microsoft.com/office/word/2016/wordml/cid" xmlns:w16="http://schemas.microsoft.com/office/word/2018/wordml" xmlns:w16du="http://schemas.microsoft.com/office/word/2023/wordml/word16du" xmlns:w16sdtdh="http://schemas.microsoft.com/office/word/2020/wordml/sdtdatahash" xmlns:w16sdtfl="http://schemas.microsoft.com/office/word/2024/wordml/sdtformatlock" xmlns:w16se="http://schemas.microsoft.com/office/word/2015/wordml/symex" xmlns:wpg="http://schemas.microsoft.com/office/word/2010/wordprocessingGroup" xmlns:wpi="http://schemas.microsoft.com/office/word/2010/wordprocessingInk" xmlns:wne="http://schemas.microsoft.com/office/word/2006/wordml" xmlns:wps="http://schemas.microsoft.com/office/word/2010/wordprocessingShape" mc:Ignorable="w14 w15 w16se w16cid w16 w16cex w16sdtdh w16sdtfl w16du wp14">
+<w:footnotes xmlns:wpc="http://schemas.microsoft.com/office/word/2010/wordprocessingCanvas" xmlns:cx="http://schemas.microsoft.com/office/drawing/2014/chartex" xmlns:cx1="http://schemas.microsoft.com/office/drawing/2015/9/8/chartex" xmlns:cx2="http://schemas.microsoft.com/office/drawing/2015/10/21/chartex" xmlns:cx3="http://schemas.microsoft.com/office/drawing/2016/5/9/chartex" xmlns:cx4="http://schemas.microsoft.com/office/drawing/2016/5/10/chartex" xmlns:cx5="http://schemas.microsoft.com/office/drawing/2016/5/11/chartex" xmlns:cx6="http://schemas.microsoft.com/office/drawing/2016/5/12/chartex" xmlns:cx7="http://schemas.microsoft.com/office/drawing/2016/5/13/chartex" xmlns:cx8="http://schemas.microsoft.com/office/drawing/2016/5/14/chartex" xmlns:mc="http://schemas.openxmlformats.org/markup-compatibility/2006" xmlns:aink="http://schemas.microsoft.com/office/drawing/2016/ink" xmlns:am3d="http://schemas.microsoft.com/office/drawing/2017/model3d" xmlns:o="urn:schemas-microsoft-com:office:office" xmlns:oel="http://schemas.microsoft.com/office/2019/extlst" xmlns:r="http://schemas.openxmlformats.org/officeDocument/2006/relationships" xmlns:m="http://schemas.openxmlformats.org/officeDocument/2006/math" xmlns:v="urn:schemas-microsoft-com:vml" xmlns:wp14="http://schemas.microsoft.com/office/word/2010/wordprocessingDrawing" xmlns:wp="http://schemas.openxmlformats.org/drawingml/2006/wordprocessingDrawing" xmlns:w10="urn:schemas-microsoft-com:office:word" xmlns:w="http://schemas.openxmlformats.org/wordprocessingml/2006/main" xmlns:w14="http://schemas.microsoft.com/office/word/2010/wordml" xmlns:w15="http://schemas.microsoft.com/office/word/2012/wordml" xmlns:w16cei="http://schemas.microsoft.com/office/word/2026/wordml/cei" xmlns:w16cex="http://schemas.microsoft.com/office/word/2018/wordml/cex" xmlns:w16cid="http://schemas.microsoft.com/office/word/2016/wordml/cid" xmlns:w16="http://schemas.microsoft.com/office/word/2018/wordml" xmlns:w16du="http://schemas.microsoft.com/office/word/2023/wordml/word16du" xmlns:w16sdtdh="http://schemas.microsoft.com/office/word/2020/wordml/sdtdatahash" xmlns:w16sdtfl="http://schemas.microsoft.com/office/word/2024/wordml/sdtformatlock" xmlns:w16se="http://schemas.microsoft.com/office/word/2015/wordml/symex" xmlns:wpg="http://schemas.microsoft.com/office/word/2010/wordprocessingGroup" xmlns:wpi="http://schemas.microsoft.com/office/word/2010/wordprocessingInk" xmlns:wne="http://schemas.microsoft.com/office/word/2006/wordml" xmlns:wps="http://schemas.microsoft.com/office/word/2010/wordprocessingShape" mc:Ignorable="w14 w15 w16se w16cid w16 w16cex w16sdtdh w16sdtfl w16du wp14">
   <w:footnote w:type="separator" w:id="-1">
     <w:p>
       <w:pPr>
@@ -4992,7 +6593,7 @@
 </file>
 
 <file path=word/header1.xml><?xml version="1.0" encoding="utf-8"?>
-<w:hdr xmlns:wpc="http://schemas.microsoft.com/office/word/2010/wordprocessingCanvas" xmlns:cx="http://schemas.microsoft.com/office/drawing/2014/chartex" xmlns:cx1="http://schemas.microsoft.com/office/drawing/2015/9/8/chartex" xmlns:cx2="http://schemas.microsoft.com/office/drawing/2015/10/21/chartex" xmlns:cx3="http://schemas.microsoft.com/office/drawing/2016/5/9/chartex" xmlns:cx4="http://schemas.microsoft.com/office/drawing/2016/5/10/chartex" xmlns:cx5="http://schemas.microsoft.com/office/drawing/2016/5/11/chartex" xmlns:cx6="http://schemas.microsoft.com/office/drawing/2016/5/12/chartex" xmlns:cx7="http://schemas.microsoft.com/office/drawing/2016/5/13/chartex" xmlns:cx8="http://schemas.microsoft.com/office/drawing/2016/5/14/chartex" xmlns:mc="http://schemas.openxmlformats.org/markup-compatibility/2006" xmlns:aink="http://schemas.microsoft.com/office/drawing/2016/ink" xmlns:am3d="http://schemas.microsoft.com/office/drawing/2017/model3d" xmlns:o="urn:schemas-microsoft-com:office:office" xmlns:oel="http://schemas.microsoft.com/office/2019/extlst" xmlns:r="http://schemas.openxmlformats.org/officeDocument/2006/relationships" xmlns:m="http://schemas.openxmlformats.org/officeDocument/2006/math" xmlns:v="urn:schemas-microsoft-com:vml" xmlns:wp14="http://schemas.microsoft.com/office/word/2010/wordprocessingDrawing" xmlns:wp="http://schemas.openxmlformats.org/drawingml/2006/wordprocessingDrawing" xmlns:w10="urn:schemas-microsoft-com:office:word" xmlns:w="http://schemas.openxmlformats.org/wordprocessingml/2006/main" xmlns:w14="http://schemas.microsoft.com/office/word/2010/wordml" xmlns:w15="http://schemas.microsoft.com/office/word/2012/wordml" xmlns:w16cex="http://schemas.microsoft.com/office/word/2018/wordml/cex" xmlns:w16cid="http://schemas.microsoft.com/office/word/2016/wordml/cid" xmlns:w16="http://schemas.microsoft.com/office/word/2018/wordml" xmlns:w16du="http://schemas.microsoft.com/office/word/2023/wordml/word16du" xmlns:w16sdtdh="http://schemas.microsoft.com/office/word/2020/wordml/sdtdatahash" xmlns:w16sdtfl="http://schemas.microsoft.com/office/word/2024/wordml/sdtformatlock" xmlns:w16se="http://schemas.microsoft.com/office/word/2015/wordml/symex" xmlns:wpg="http://schemas.microsoft.com/office/word/2010/wordprocessingGroup" xmlns:wpi="http://schemas.microsoft.com/office/word/2010/wordprocessingInk" xmlns:wne="http://schemas.microsoft.com/office/word/2006/wordml" xmlns:wps="http://schemas.microsoft.com/office/word/2010/wordprocessingShape" mc:Ignorable="w14 w15 w16se w16cid w16 w16cex w16sdtdh w16sdtfl w16du wp14">
+<w:hdr xmlns:wpc="http://schemas.microsoft.com/office/word/2010/wordprocessingCanvas" xmlns:cx="http://schemas.microsoft.com/office/drawing/2014/chartex" xmlns:cx1="http://schemas.microsoft.com/office/drawing/2015/9/8/chartex" xmlns:cx2="http://schemas.microsoft.com/office/drawing/2015/10/21/chartex" xmlns:cx3="http://schemas.microsoft.com/office/drawing/2016/5/9/chartex" xmlns:cx4="http://schemas.microsoft.com/office/drawing/2016/5/10/chartex" xmlns:cx5="http://schemas.microsoft.com/office/drawing/2016/5/11/chartex" xmlns:cx6="http://schemas.microsoft.com/office/drawing/2016/5/12/chartex" xmlns:cx7="http://schemas.microsoft.com/office/drawing/2016/5/13/chartex" xmlns:cx8="http://schemas.microsoft.com/office/drawing/2016/5/14/chartex" xmlns:mc="http://schemas.openxmlformats.org/markup-compatibility/2006" xmlns:aink="http://schemas.microsoft.com/office/drawing/2016/ink" xmlns:am3d="http://schemas.microsoft.com/office/drawing/2017/model3d" xmlns:o="urn:schemas-microsoft-com:office:office" xmlns:oel="http://schemas.microsoft.com/office/2019/extlst" xmlns:r="http://schemas.openxmlformats.org/officeDocument/2006/relationships" xmlns:m="http://schemas.openxmlformats.org/officeDocument/2006/math" xmlns:v="urn:schemas-microsoft-com:vml" xmlns:wp14="http://schemas.microsoft.com/office/word/2010/wordprocessingDrawing" xmlns:wp="http://schemas.openxmlformats.org/drawingml/2006/wordprocessingDrawing" xmlns:w10="urn:schemas-microsoft-com:office:word" xmlns:w="http://schemas.openxmlformats.org/wordprocessingml/2006/main" xmlns:w14="http://schemas.microsoft.com/office/word/2010/wordml" xmlns:w15="http://schemas.microsoft.com/office/word/2012/wordml" xmlns:w16cei="http://schemas.microsoft.com/office/word/2026/wordml/cei" xmlns:w16cex="http://schemas.microsoft.com/office/word/2018/wordml/cex" xmlns:w16cid="http://schemas.microsoft.com/office/word/2016/wordml/cid" xmlns:w16="http://schemas.microsoft.com/office/word/2018/wordml" xmlns:w16du="http://schemas.microsoft.com/office/word/2023/wordml/word16du" xmlns:w16sdtdh="http://schemas.microsoft.com/office/word/2020/wordml/sdtdatahash" xmlns:w16sdtfl="http://schemas.microsoft.com/office/word/2024/wordml/sdtformatlock" xmlns:w16se="http://schemas.microsoft.com/office/word/2015/wordml/symex" xmlns:wpg="http://schemas.microsoft.com/office/word/2010/wordprocessingGroup" xmlns:wpi="http://schemas.microsoft.com/office/word/2010/wordprocessingInk" xmlns:wne="http://schemas.microsoft.com/office/word/2006/wordml" xmlns:wps="http://schemas.microsoft.com/office/word/2010/wordprocessingShape" mc:Ignorable="w14 w15 w16se w16cid w16 w16cex w16sdtdh w16sdtfl w16du wp14">
   <w:p>
     <w:pPr>
       <w:pStyle w:val="Nagwek"/>
@@ -5081,7 +6682,7 @@
 </file>
 
 <file path=word/header2.xml><?xml version="1.0" encoding="utf-8"?>
-<w:hdr xmlns:wpc="http://schemas.microsoft.com/office/word/2010/wordprocessingCanvas" xmlns:cx="http://schemas.microsoft.com/office/drawing/2014/chartex" xmlns:cx1="http://schemas.microsoft.com/office/drawing/2015/9/8/chartex" xmlns:cx2="http://schemas.microsoft.com/office/drawing/2015/10/21/chartex" xmlns:cx3="http://schemas.microsoft.com/office/drawing/2016/5/9/chartex" xmlns:cx4="http://schemas.microsoft.com/office/drawing/2016/5/10/chartex" xmlns:cx5="http://schemas.microsoft.com/office/drawing/2016/5/11/chartex" xmlns:cx6="http://schemas.microsoft.com/office/drawing/2016/5/12/chartex" xmlns:cx7="http://schemas.microsoft.com/office/drawing/2016/5/13/chartex" xmlns:cx8="http://schemas.microsoft.com/office/drawing/2016/5/14/chartex" xmlns:mc="http://schemas.openxmlformats.org/markup-compatibility/2006" xmlns:aink="http://schemas.microsoft.com/office/drawing/2016/ink" xmlns:am3d="http://schemas.microsoft.com/office/drawing/2017/model3d" xmlns:o="urn:schemas-microsoft-com:office:office" xmlns:oel="http://schemas.microsoft.com/office/2019/extlst" xmlns:r="http://schemas.openxmlformats.org/officeDocument/2006/relationships" xmlns:m="http://schemas.openxmlformats.org/officeDocument/2006/math" xmlns:v="urn:schemas-microsoft-com:vml" xmlns:wp14="http://schemas.microsoft.com/office/word/2010/wordprocessingDrawing" xmlns:wp="http://schemas.openxmlformats.org/drawingml/2006/wordprocessingDrawing" xmlns:w10="urn:schemas-microsoft-com:office:word" xmlns:w="http://schemas.openxmlformats.org/wordprocessingml/2006/main" xmlns:w14="http://schemas.microsoft.com/office/word/2010/wordml" xmlns:w15="http://schemas.microsoft.com/office/word/2012/wordml" xmlns:w16cex="http://schemas.microsoft.com/office/word/2018/wordml/cex" xmlns:w16cid="http://schemas.microsoft.com/office/word/2016/wordml/cid" xmlns:w16="http://schemas.microsoft.com/office/word/2018/wordml" xmlns:w16du="http://schemas.microsoft.com/office/word/2023/wordml/word16du" xmlns:w16sdtdh="http://schemas.microsoft.com/office/word/2020/wordml/sdtdatahash" xmlns:w16sdtfl="http://schemas.microsoft.com/office/word/2024/wordml/sdtformatlock" xmlns:w16se="http://schemas.microsoft.com/office/word/2015/wordml/symex" xmlns:wpg="http://schemas.microsoft.com/office/word/2010/wordprocessingGroup" xmlns:wpi="http://schemas.microsoft.com/office/word/2010/wordprocessingInk" xmlns:wne="http://schemas.microsoft.com/office/word/2006/wordml" xmlns:wps="http://schemas.microsoft.com/office/word/2010/wordprocessingShape" mc:Ignorable="w14 w15 w16se w16cid w16 w16cex w16sdtdh w16sdtfl w16du wp14">
+<w:hdr xmlns:wpc="http://schemas.microsoft.com/office/word/2010/wordprocessingCanvas" xmlns:cx="http://schemas.microsoft.com/office/drawing/2014/chartex" xmlns:cx1="http://schemas.microsoft.com/office/drawing/2015/9/8/chartex" xmlns:cx2="http://schemas.microsoft.com/office/drawing/2015/10/21/chartex" xmlns:cx3="http://schemas.microsoft.com/office/drawing/2016/5/9/chartex" xmlns:cx4="http://schemas.microsoft.com/office/drawing/2016/5/10/chartex" xmlns:cx5="http://schemas.microsoft.com/office/drawing/2016/5/11/chartex" xmlns:cx6="http://schemas.microsoft.com/office/drawing/2016/5/12/chartex" xmlns:cx7="http://schemas.microsoft.com/office/drawing/2016/5/13/chartex" xmlns:cx8="http://schemas.microsoft.com/office/drawing/2016/5/14/chartex" xmlns:mc="http://schemas.openxmlformats.org/markup-compatibility/2006" xmlns:aink="http://schemas.microsoft.com/office/drawing/2016/ink" xmlns:am3d="http://schemas.microsoft.com/office/drawing/2017/model3d" xmlns:o="urn:schemas-microsoft-com:office:office" xmlns:oel="http://schemas.microsoft.com/office/2019/extlst" xmlns:r="http://schemas.openxmlformats.org/officeDocument/2006/relationships" xmlns:m="http://schemas.openxmlformats.org/officeDocument/2006/math" xmlns:v="urn:schemas-microsoft-com:vml" xmlns:wp14="http://schemas.microsoft.com/office/word/2010/wordprocessingDrawing" xmlns:wp="http://schemas.openxmlformats.org/drawingml/2006/wordprocessingDrawing" xmlns:w10="urn:schemas-microsoft-com:office:word" xmlns:w="http://schemas.openxmlformats.org/wordprocessingml/2006/main" xmlns:w14="http://schemas.microsoft.com/office/word/2010/wordml" xmlns:w15="http://schemas.microsoft.com/office/word/2012/wordml" xmlns:w16cei="http://schemas.microsoft.com/office/word/2026/wordml/cei" xmlns:w16cex="http://schemas.microsoft.com/office/word/2018/wordml/cex" xmlns:w16cid="http://schemas.microsoft.com/office/word/2016/wordml/cid" xmlns:w16="http://schemas.microsoft.com/office/word/2018/wordml" xmlns:w16du="http://schemas.microsoft.com/office/word/2023/wordml/word16du" xmlns:w16sdtdh="http://schemas.microsoft.com/office/word/2020/wordml/sdtdatahash" xmlns:w16sdtfl="http://schemas.microsoft.com/office/word/2024/wordml/sdtformatlock" xmlns:w16se="http://schemas.microsoft.com/office/word/2015/wordml/symex" xmlns:wpg="http://schemas.microsoft.com/office/word/2010/wordprocessingGroup" xmlns:wpi="http://schemas.microsoft.com/office/word/2010/wordprocessingInk" xmlns:wne="http://schemas.microsoft.com/office/word/2006/wordml" xmlns:wps="http://schemas.microsoft.com/office/word/2010/wordprocessingShape" mc:Ignorable="w14 w15 w16se w16cid w16 w16cex w16sdtdh w16sdtfl w16du wp14">
   <w:p>
     <w:pPr>
       <w:pStyle w:val="Nagwek"/>
@@ -5233,7 +6834,7 @@
 </file>
 
 <file path=word/numbering.xml><?xml version="1.0" encoding="utf-8"?>
-<w:numbering xmlns:wpc="http://schemas.microsoft.com/office/word/2010/wordprocessingCanvas" xmlns:cx="http://schemas.microsoft.com/office/drawing/2014/chartex" xmlns:cx1="http://schemas.microsoft.com/office/drawing/2015/9/8/chartex" xmlns:cx2="http://schemas.microsoft.com/office/drawing/2015/10/21/chartex" xmlns:cx3="http://schemas.microsoft.com/office/drawing/2016/5/9/chartex" xmlns:cx4="http://schemas.microsoft.com/office/drawing/2016/5/10/chartex" xmlns:cx5="http://schemas.microsoft.com/office/drawing/2016/5/11/chartex" xmlns:cx6="http://schemas.microsoft.com/office/drawing/2016/5/12/chartex" xmlns:cx7="http://schemas.microsoft.com/office/drawing/2016/5/13/chartex" xmlns:cx8="http://schemas.microsoft.com/office/drawing/2016/5/14/chartex" xmlns:mc="http://schemas.openxmlformats.org/markup-compatibility/2006" xmlns:aink="http://schemas.microsoft.com/office/drawing/2016/ink" xmlns:am3d="http://schemas.microsoft.com/office/drawing/2017/model3d" xmlns:o="urn:schemas-microsoft-com:office:office" xmlns:oel="http://schemas.microsoft.com/office/2019/extlst" xmlns:r="http://schemas.openxmlformats.org/officeDocument/2006/relationships" xmlns:m="http://schemas.openxmlformats.org/officeDocument/2006/math" xmlns:v="urn:schemas-microsoft-com:vml" xmlns:wp14="http://schemas.microsoft.com/office/word/2010/wordprocessingDrawing" xmlns:wp="http://schemas.openxmlformats.org/drawingml/2006/wordprocessingDrawing" xmlns:w10="urn:schemas-microsoft-com:office:word" xmlns:w="http://schemas.openxmlformats.org/wordprocessingml/2006/main" xmlns:w14="http://schemas.microsoft.com/office/word/2010/wordml" xmlns:w15="http://schemas.microsoft.com/office/word/2012/wordml" xmlns:w16cex="http://schemas.microsoft.com/office/word/2018/wordml/cex" xmlns:w16cid="http://schemas.microsoft.com/office/word/2016/wordml/cid" xmlns:w16="http://schemas.microsoft.com/office/word/2018/wordml" xmlns:w16du="http://schemas.microsoft.com/office/word/2023/wordml/word16du" xmlns:w16sdtdh="http://schemas.microsoft.com/office/word/2020/wordml/sdtdatahash" xmlns:w16sdtfl="http://schemas.microsoft.com/office/word/2024/wordml/sdtformatlock" xmlns:w16se="http://schemas.microsoft.com/office/word/2015/wordml/symex" xmlns:wpg="http://schemas.microsoft.com/office/word/2010/wordprocessingGroup" xmlns:wpi="http://schemas.microsoft.com/office/word/2010/wordprocessingInk" xmlns:wne="http://schemas.microsoft.com/office/word/2006/wordml" xmlns:wps="http://schemas.microsoft.com/office/word/2010/wordprocessingShape" mc:Ignorable="w14 w15 w16se w16cid w16 w16cex w16sdtdh w16sdtfl w16du wp14">
+<w:numbering xmlns:wpc="http://schemas.microsoft.com/office/word/2010/wordprocessingCanvas" xmlns:cx="http://schemas.microsoft.com/office/drawing/2014/chartex" xmlns:cx1="http://schemas.microsoft.com/office/drawing/2015/9/8/chartex" xmlns:cx2="http://schemas.microsoft.com/office/drawing/2015/10/21/chartex" xmlns:cx3="http://schemas.microsoft.com/office/drawing/2016/5/9/chartex" xmlns:cx4="http://schemas.microsoft.com/office/drawing/2016/5/10/chartex" xmlns:cx5="http://schemas.microsoft.com/office/drawing/2016/5/11/chartex" xmlns:cx6="http://schemas.microsoft.com/office/drawing/2016/5/12/chartex" xmlns:cx7="http://schemas.microsoft.com/office/drawing/2016/5/13/chartex" xmlns:cx8="http://schemas.microsoft.com/office/drawing/2016/5/14/chartex" xmlns:mc="http://schemas.openxmlformats.org/markup-compatibility/2006" xmlns:aink="http://schemas.microsoft.com/office/drawing/2016/ink" xmlns:am3d="http://schemas.microsoft.com/office/drawing/2017/model3d" xmlns:o="urn:schemas-microsoft-com:office:office" xmlns:oel="http://schemas.microsoft.com/office/2019/extlst" xmlns:r="http://schemas.openxmlformats.org/officeDocument/2006/relationships" xmlns:m="http://schemas.openxmlformats.org/officeDocument/2006/math" xmlns:v="urn:schemas-microsoft-com:vml" xmlns:wp14="http://schemas.microsoft.com/office/word/2010/wordprocessingDrawing" xmlns:wp="http://schemas.openxmlformats.org/drawingml/2006/wordprocessingDrawing" xmlns:w10="urn:schemas-microsoft-com:office:word" xmlns:w="http://schemas.openxmlformats.org/wordprocessingml/2006/main" xmlns:w14="http://schemas.microsoft.com/office/word/2010/wordml" xmlns:w15="http://schemas.microsoft.com/office/word/2012/wordml" xmlns:w16cei="http://schemas.microsoft.com/office/word/2026/wordml/cei" xmlns:w16cex="http://schemas.microsoft.com/office/word/2018/wordml/cex" xmlns:w16cid="http://schemas.microsoft.com/office/word/2016/wordml/cid" xmlns:w16="http://schemas.microsoft.com/office/word/2018/wordml" xmlns:w16du="http://schemas.microsoft.com/office/word/2023/wordml/word16du" xmlns:w16sdtdh="http://schemas.microsoft.com/office/word/2020/wordml/sdtdatahash" xmlns:w16sdtfl="http://schemas.microsoft.com/office/word/2024/wordml/sdtformatlock" xmlns:w16se="http://schemas.microsoft.com/office/word/2015/wordml/symex" xmlns:wpg="http://schemas.microsoft.com/office/word/2010/wordprocessingGroup" xmlns:wpi="http://schemas.microsoft.com/office/word/2010/wordprocessingInk" xmlns:wne="http://schemas.microsoft.com/office/word/2006/wordml" xmlns:wps="http://schemas.microsoft.com/office/word/2010/wordprocessingShape" mc:Ignorable="w14 w15 w16se w16cid w16 w16cex w16sdtdh w16sdtfl w16du wp14">
   <w:abstractNum w:abstractNumId="0" w15:restartNumberingAfterBreak="0">
     <w:nsid w:val="05FC41D0"/>
     <w:multiLevelType w:val="multilevel"/>
